--- a/results/reports/final_report.docx
+++ b/results/reports/final_report.docx
@@ -4,6 +4,59 @@
   <w:body>
     <w:p>
       <w:pPr>
+        <w:jc w:val="center"/>
+        <w:rPr>
+          <w:lang w:val="en-GB"/>
+        </w:rPr>
+      </w:pPr>
+      <w:r>
+        <w:rPr>
+          <w:sz w:val="52"/>
+          <w:szCs w:val="52"/>
+          <w:lang w:val="en-GB"/>
+        </w:rPr>
+        <w:t>Preliminary Assignment Summary</w:t>
+      </w:r>
+    </w:p>
+    <w:p>
+      <w:pPr>
+        <w:rPr>
+          <w:lang w:val="en-GB"/>
+        </w:rPr>
+      </w:pPr>
+    </w:p>
+    <w:p>
+      <w:pPr>
+        <w:pStyle w:val="ListParagraph"/>
+        <w:numPr>
+          <w:ilvl w:val="0"/>
+          <w:numId w:val="2"/>
+        </w:numPr>
+        <w:rPr>
+          <w:sz w:val="32"/>
+          <w:szCs w:val="32"/>
+          <w:lang w:val="en-GB"/>
+        </w:rPr>
+      </w:pPr>
+      <w:r>
+        <w:rPr>
+          <w:sz w:val="32"/>
+          <w:szCs w:val="32"/>
+          <w:lang w:val="en-GB"/>
+        </w:rPr>
+        <w:t xml:space="preserve">Quality of the </w:t>
+      </w:r>
+      <w:r>
+        <w:rPr>
+          <w:sz w:val="32"/>
+          <w:szCs w:val="32"/>
+          <w:lang w:val="en-GB"/>
+        </w:rPr>
+        <w:t>data</w:t>
+      </w:r>
+    </w:p>
+    <w:p>
+      <w:pPr>
         <w:rPr>
           <w:lang w:val="en-GB"/>
         </w:rPr>
@@ -18,7 +71,19 @@
         <w:rPr>
           <w:lang w:val="en-GB"/>
         </w:rPr>
-        <w:t>icture provided have different qualities. Some of them have an higher resolution that can help noticing some details (</w:t>
+        <w:t>icture</w:t>
+      </w:r>
+      <w:r>
+        <w:rPr>
+          <w:lang w:val="en-GB"/>
+        </w:rPr>
+        <w:t>s</w:t>
+      </w:r>
+      <w:r>
+        <w:rPr>
+          <w:lang w:val="en-GB"/>
+        </w:rPr>
+        <w:t xml:space="preserve"> provided have different qualities. Some of them have an higher resolution that can help noticing some details (</w:t>
       </w:r>
       <w:r>
         <w:rPr>
@@ -134,10 +199,10 @@
           <w:lang w:val="en-GB"/>
         </w:rPr>
         <w:drawing>
-          <wp:inline distT="0" distB="0" distL="0" distR="0" wp14:anchorId="4F0ECB7E" wp14:editId="5183BA6D">
+          <wp:inline distT="0" distB="0" distL="0" distR="0" wp14:anchorId="4F0ECB7E" wp14:editId="3D5304FB">
             <wp:extent cx="1727200" cy="1727200"/>
             <wp:effectExtent l="0" t="0" r="0" b="0"/>
-            <wp:docPr id="1895666688" name="Picture 2" descr="A close up of a circle&#10;&#10;AI-generated content may be incorrect."/>
+            <wp:docPr id="1895666688" name="Picture 2"/>
             <wp:cNvGraphicFramePr>
               <a:graphicFrameLocks xmlns:a="http://schemas.openxmlformats.org/drawingml/2006/main" noChangeAspect="1"/>
             </wp:cNvGraphicFramePr>
@@ -145,11 +210,11 @@
               <a:graphicData uri="http://schemas.openxmlformats.org/drawingml/2006/picture">
                 <pic:pic xmlns:pic="http://schemas.openxmlformats.org/drawingml/2006/picture">
                   <pic:nvPicPr>
-                    <pic:cNvPr id="1895666688" name="Picture 2" descr="A close up of a circle&#10;&#10;AI-generated content may be incorrect."/>
+                    <pic:cNvPr id="1895666688" name="Picture 2"/>
                     <pic:cNvPicPr/>
                   </pic:nvPicPr>
                   <pic:blipFill>
-                    <a:blip r:embed="rId6" cstate="print">
+                    <a:blip r:embed="rId6">
                       <a:extLst>
                         <a:ext uri="{28A0092B-C50C-407E-A947-70E740481C1C}">
                           <a14:useLocalDpi xmlns:a14="http://schemas.microsoft.com/office/drawing/2010/main" val="0"/>
@@ -237,51 +302,14 @@
       </w:pPr>
       <w:r>
         <w:rPr>
-          <w:lang w:val="en-GB"/>
-        </w:rPr>
-        <w:t>Some of them are darker and other lighter not because of the actual colour but because of the light exposure (</w:t>
-      </w:r>
-      <w:r>
-        <w:rPr>
-          <w:lang w:val="en-GB"/>
-        </w:rPr>
-        <w:t>PAT_115_177_622.png</w:t>
-      </w:r>
-      <w:r>
-        <w:rPr>
-          <w:lang w:val="en-GB"/>
-        </w:rPr>
-        <w:t xml:space="preserve">, </w:t>
-      </w:r>
-      <w:r>
-        <w:rPr>
-          <w:lang w:val="en-GB"/>
-        </w:rPr>
-        <w:t>PAT_134_201_587.png</w:t>
-      </w:r>
-      <w:r>
-        <w:rPr>
-          <w:lang w:val="en-GB"/>
-        </w:rPr>
-        <w:t>).</w:t>
-      </w:r>
-    </w:p>
-    <w:p>
-      <w:pPr>
-        <w:rPr>
-          <w:lang w:val="en-GB"/>
-        </w:rPr>
-      </w:pPr>
-      <w:r>
-        <w:rPr>
           <w:noProof/>
           <w:lang w:val="en-GB"/>
         </w:rPr>
         <w:drawing>
-          <wp:inline distT="0" distB="0" distL="0" distR="0" wp14:anchorId="6C88CFE2" wp14:editId="5A5531F9">
+          <wp:inline distT="0" distB="0" distL="0" distR="0" wp14:anchorId="791F8EEA" wp14:editId="1AF0980B">
             <wp:extent cx="1727200" cy="1727200"/>
             <wp:effectExtent l="0" t="0" r="0" b="0"/>
-            <wp:docPr id="2110346079" name="Picture 4"/>
+            <wp:docPr id="890271183" name="Picture 1"/>
             <wp:cNvGraphicFramePr>
               <a:graphicFrameLocks xmlns:a="http://schemas.openxmlformats.org/drawingml/2006/main" noChangeAspect="1"/>
             </wp:cNvGraphicFramePr>
@@ -289,7 +317,7 @@
               <a:graphicData uri="http://schemas.openxmlformats.org/drawingml/2006/picture">
                 <pic:pic xmlns:pic="http://schemas.openxmlformats.org/drawingml/2006/picture">
                   <pic:nvPicPr>
-                    <pic:cNvPr id="2110346079" name="Picture 2110346079"/>
+                    <pic:cNvPr id="890271183" name="Picture 1"/>
                     <pic:cNvPicPr/>
                   </pic:nvPicPr>
                   <pic:blipFill>
@@ -331,10 +359,10 @@
           <w:lang w:val="en-GB"/>
         </w:rPr>
         <w:drawing>
-          <wp:inline distT="0" distB="0" distL="0" distR="0" wp14:anchorId="5F520B85" wp14:editId="2FBF560E">
+          <wp:inline distT="0" distB="0" distL="0" distR="0" wp14:anchorId="7631CE69" wp14:editId="45DF19E1">
             <wp:extent cx="1727200" cy="1727200"/>
             <wp:effectExtent l="0" t="0" r="0" b="0"/>
-            <wp:docPr id="2137356732" name="Picture 5" descr="Close up of a person's face with red skin&#10;&#10;AI-generated content may be incorrect."/>
+            <wp:docPr id="389938569" name="Picture 2"/>
             <wp:cNvGraphicFramePr>
               <a:graphicFrameLocks xmlns:a="http://schemas.openxmlformats.org/drawingml/2006/main" noChangeAspect="1"/>
             </wp:cNvGraphicFramePr>
@@ -342,11 +370,115 @@
               <a:graphicData uri="http://schemas.openxmlformats.org/drawingml/2006/picture">
                 <pic:pic xmlns:pic="http://schemas.openxmlformats.org/drawingml/2006/picture">
                   <pic:nvPicPr>
-                    <pic:cNvPr id="2137356732" name="Picture 5" descr="Close up of a person's face with red skin&#10;&#10;AI-generated content may be incorrect."/>
+                    <pic:cNvPr id="389938569" name="Picture 2"/>
                     <pic:cNvPicPr/>
                   </pic:nvPicPr>
                   <pic:blipFill>
                     <a:blip r:embed="rId9" cstate="print">
+                      <a:extLst>
+                        <a:ext uri="{28A0092B-C50C-407E-A947-70E740481C1C}">
+                          <a14:useLocalDpi xmlns:a14="http://schemas.microsoft.com/office/drawing/2010/main" val="0"/>
+                        </a:ext>
+                      </a:extLst>
+                    </a:blip>
+                    <a:stretch>
+                      <a:fillRect/>
+                    </a:stretch>
+                  </pic:blipFill>
+                  <pic:spPr>
+                    <a:xfrm flipV="1">
+                      <a:off x="0" y="0"/>
+                      <a:ext cx="1727200" cy="1727200"/>
+                    </a:xfrm>
+                    <a:prstGeom prst="rect">
+                      <a:avLst/>
+                    </a:prstGeom>
+                  </pic:spPr>
+                </pic:pic>
+              </a:graphicData>
+            </a:graphic>
+          </wp:inline>
+        </w:drawing>
+      </w:r>
+      <w:r>
+        <w:rPr>
+          <w:lang w:val="en-GB"/>
+        </w:rPr>
+        <w:t xml:space="preserve">  </w:t>
+      </w:r>
+    </w:p>
+    <w:p>
+      <w:pPr>
+        <w:rPr>
+          <w:lang w:val="en-GB"/>
+        </w:rPr>
+      </w:pPr>
+    </w:p>
+    <w:p>
+      <w:pPr>
+        <w:rPr>
+          <w:lang w:val="en-GB"/>
+        </w:rPr>
+      </w:pPr>
+      <w:r>
+        <w:rPr>
+          <w:lang w:val="en-GB"/>
+        </w:rPr>
+        <w:t>Some of them are darker and other lighter not because of the actual colour but because of the light exposure (</w:t>
+      </w:r>
+      <w:r>
+        <w:rPr>
+          <w:lang w:val="en-GB"/>
+        </w:rPr>
+        <w:t>PAT_115_177_622.png</w:t>
+      </w:r>
+      <w:r>
+        <w:rPr>
+          <w:lang w:val="en-GB"/>
+        </w:rPr>
+        <w:t xml:space="preserve">, </w:t>
+      </w:r>
+      <w:r>
+        <w:rPr>
+          <w:lang w:val="en-GB"/>
+        </w:rPr>
+        <w:t>PAT_134_201_587.png</w:t>
+      </w:r>
+      <w:r>
+        <w:rPr>
+          <w:lang w:val="en-GB"/>
+        </w:rPr>
+        <w:t>).</w:t>
+      </w:r>
+    </w:p>
+    <w:p>
+      <w:pPr>
+        <w:rPr>
+          <w:lang w:val="en-GB"/>
+        </w:rPr>
+      </w:pPr>
+      <w:r>
+        <w:rPr>
+          <w:noProof/>
+          <w:lang w:val="en-GB"/>
+        </w:rPr>
+        <w:drawing>
+          <wp:inline distT="0" distB="0" distL="0" distR="0" wp14:anchorId="6C88CFE2" wp14:editId="5A5531F9">
+            <wp:extent cx="1727200" cy="1727200"/>
+            <wp:effectExtent l="0" t="0" r="0" b="0"/>
+            <wp:docPr id="2110346079" name="Picture 4"/>
+            <wp:cNvGraphicFramePr>
+              <a:graphicFrameLocks xmlns:a="http://schemas.openxmlformats.org/drawingml/2006/main" noChangeAspect="1"/>
+            </wp:cNvGraphicFramePr>
+            <a:graphic xmlns:a="http://schemas.openxmlformats.org/drawingml/2006/main">
+              <a:graphicData uri="http://schemas.openxmlformats.org/drawingml/2006/picture">
+                <pic:pic xmlns:pic="http://schemas.openxmlformats.org/drawingml/2006/picture">
+                  <pic:nvPicPr>
+                    <pic:cNvPr id="2110346079" name="Picture 2110346079"/>
+                    <pic:cNvPicPr/>
+                  </pic:nvPicPr>
+                  <pic:blipFill>
+                    <a:blip r:embed="rId10" cstate="print">
                       <a:extLst>
                         <a:ext uri="{28A0092B-C50C-407E-A947-70E740481C1C}">
                           <a14:useLocalDpi xmlns:a14="http://schemas.microsoft.com/office/drawing/2010/main" val="0"/>
@@ -372,60 +504,22 @@
           </wp:inline>
         </w:drawing>
       </w:r>
-    </w:p>
-    <w:p>
-      <w:pPr>
-        <w:rPr>
-          <w:lang w:val="en-GB"/>
-        </w:rPr>
-      </w:pPr>
-      <w:r>
-        <w:rPr>
-          <w:lang w:val="en-GB"/>
-        </w:rPr>
-        <w:t xml:space="preserve">In some of the picture you can easily recognise the part of the body that was photographed like </w:t>
-      </w:r>
-      <w:r>
-        <w:rPr>
-          <w:lang w:val="en-GB"/>
-        </w:rPr>
-        <w:t>PAT_294_638_564.png</w:t>
-      </w:r>
-      <w:r>
-        <w:rPr>
-          <w:lang w:val="en-GB"/>
-        </w:rPr>
-        <w:t xml:space="preserve"> and </w:t>
-      </w:r>
-      <w:r>
-        <w:rPr>
-          <w:lang w:val="en-GB"/>
-        </w:rPr>
-        <w:t>PAT_87_133_391.png</w:t>
-      </w:r>
-      <w:r>
-        <w:rPr>
-          <w:lang w:val="en-GB"/>
-        </w:rPr>
-        <w:t xml:space="preserve"> but other are difficult to locate.</w:t>
-      </w:r>
-    </w:p>
-    <w:p>
-      <w:pPr>
-        <w:rPr>
-          <w:lang w:val="en-GB"/>
-        </w:rPr>
-      </w:pPr>
+      <w:r>
+        <w:rPr>
+          <w:lang w:val="en-GB"/>
+        </w:rPr>
+        <w:t xml:space="preserve">  </w:t>
+      </w:r>
       <w:r>
         <w:rPr>
           <w:noProof/>
           <w:lang w:val="en-GB"/>
         </w:rPr>
         <w:drawing>
-          <wp:inline distT="0" distB="0" distL="0" distR="0" wp14:anchorId="604A2E70" wp14:editId="7D0762E2">
-            <wp:extent cx="1676400" cy="1676400"/>
+          <wp:inline distT="0" distB="0" distL="0" distR="0" wp14:anchorId="5F520B85" wp14:editId="2FBF560E">
+            <wp:extent cx="1727200" cy="1727200"/>
             <wp:effectExtent l="0" t="0" r="0" b="0"/>
-            <wp:docPr id="758711259" name="Picture 6" descr="A close up of a mole on a person's skin&#10;&#10;AI-generated content may be incorrect."/>
+            <wp:docPr id="2137356732" name="Picture 5" descr="Close up of a person's face with red skin&#10;&#10;AI-generated content may be incorrect."/>
             <wp:cNvGraphicFramePr>
               <a:graphicFrameLocks xmlns:a="http://schemas.openxmlformats.org/drawingml/2006/main" noChangeAspect="1"/>
             </wp:cNvGraphicFramePr>
@@ -433,11 +527,11 @@
               <a:graphicData uri="http://schemas.openxmlformats.org/drawingml/2006/picture">
                 <pic:pic xmlns:pic="http://schemas.openxmlformats.org/drawingml/2006/picture">
                   <pic:nvPicPr>
-                    <pic:cNvPr id="758711259" name="Picture 6" descr="A close up of a mole on a person's skin&#10;&#10;AI-generated content may be incorrect."/>
+                    <pic:cNvPr id="2137356732" name="Picture 5" descr="Close up of a person's face with red skin&#10;&#10;AI-generated content may be incorrect."/>
                     <pic:cNvPicPr/>
                   </pic:nvPicPr>
                   <pic:blipFill>
-                    <a:blip r:embed="rId10">
+                    <a:blip r:embed="rId11" cstate="print">
                       <a:extLst>
                         <a:ext uri="{28A0092B-C50C-407E-A947-70E740481C1C}">
                           <a14:useLocalDpi xmlns:a14="http://schemas.microsoft.com/office/drawing/2010/main" val="0"/>
@@ -451,7 +545,7 @@
                   <pic:spPr>
                     <a:xfrm>
                       <a:off x="0" y="0"/>
-                      <a:ext cx="1676400" cy="1676400"/>
+                      <a:ext cx="1727200" cy="1727200"/>
                     </a:xfrm>
                     <a:prstGeom prst="rect">
                       <a:avLst/>
@@ -463,92 +557,72 @@
           </wp:inline>
         </w:drawing>
       </w:r>
+    </w:p>
+    <w:p>
+      <w:pPr>
+        <w:rPr>
+          <w:lang w:val="en-GB"/>
+        </w:rPr>
+      </w:pPr>
+    </w:p>
+    <w:p>
+      <w:pPr>
+        <w:rPr>
+          <w:lang w:val="en-GB"/>
+        </w:rPr>
+      </w:pPr>
+    </w:p>
+    <w:p>
+      <w:pPr>
+        <w:rPr>
+          <w:lang w:val="en-GB"/>
+        </w:rPr>
+      </w:pPr>
+    </w:p>
+    <w:p>
+      <w:pPr>
+        <w:rPr>
+          <w:lang w:val="en-GB"/>
+        </w:rPr>
+      </w:pPr>
       <w:r>
         <w:rPr>
           <w:lang w:val="en-GB"/>
         </w:rPr>
         <w:t xml:space="preserve">  </w:t>
       </w:r>
-      <w:r>
-        <w:rPr>
-          <w:noProof/>
-          <w:lang w:val="en-GB"/>
-        </w:rPr>
-        <w:drawing>
-          <wp:inline distT="0" distB="0" distL="0" distR="0" wp14:anchorId="70C5410B" wp14:editId="0EB3428D">
-            <wp:extent cx="1663700" cy="1663700"/>
-            <wp:effectExtent l="0" t="0" r="0" b="0"/>
-            <wp:docPr id="1647777853" name="Picture 7" descr="A close up of a person's skin&#10;&#10;AI-generated content may be incorrect."/>
-            <wp:cNvGraphicFramePr>
-              <a:graphicFrameLocks xmlns:a="http://schemas.openxmlformats.org/drawingml/2006/main" noChangeAspect="1"/>
-            </wp:cNvGraphicFramePr>
-            <a:graphic xmlns:a="http://schemas.openxmlformats.org/drawingml/2006/main">
-              <a:graphicData uri="http://schemas.openxmlformats.org/drawingml/2006/picture">
-                <pic:pic xmlns:pic="http://schemas.openxmlformats.org/drawingml/2006/picture">
-                  <pic:nvPicPr>
-                    <pic:cNvPr id="1647777853" name="Picture 7" descr="A close up of a person's skin&#10;&#10;AI-generated content may be incorrect."/>
-                    <pic:cNvPicPr/>
-                  </pic:nvPicPr>
-                  <pic:blipFill>
-                    <a:blip r:embed="rId11">
-                      <a:extLst>
-                        <a:ext uri="{28A0092B-C50C-407E-A947-70E740481C1C}">
-                          <a14:useLocalDpi xmlns:a14="http://schemas.microsoft.com/office/drawing/2010/main" val="0"/>
-                        </a:ext>
-                      </a:extLst>
-                    </a:blip>
-                    <a:stretch>
-                      <a:fillRect/>
-                    </a:stretch>
-                  </pic:blipFill>
-                  <pic:spPr>
-                    <a:xfrm>
-                      <a:off x="0" y="0"/>
-                      <a:ext cx="1663700" cy="1663700"/>
-                    </a:xfrm>
-                    <a:prstGeom prst="rect">
-                      <a:avLst/>
-                    </a:prstGeom>
-                  </pic:spPr>
-                </pic:pic>
-              </a:graphicData>
-            </a:graphic>
-          </wp:inline>
-        </w:drawing>
-      </w:r>
-    </w:p>
-    <w:p>
-      <w:pPr>
-        <w:rPr>
-          <w:lang w:val="en-GB"/>
-        </w:rPr>
-      </w:pPr>
-    </w:p>
-    <w:p>
-      <w:pPr>
-        <w:rPr>
-          <w:lang w:val="en-GB"/>
-        </w:rPr>
-      </w:pPr>
-    </w:p>
-    <w:p>
-      <w:pPr>
-        <w:rPr>
-          <w:lang w:val="en-GB"/>
-        </w:rPr>
-      </w:pPr>
-    </w:p>
-    <w:p>
-      <w:pPr>
-        <w:rPr>
-          <w:lang w:val="en-GB"/>
-        </w:rPr>
-      </w:pPr>
-      <w:r>
-        <w:rPr>
-          <w:lang w:val="en-GB"/>
-        </w:rPr>
-        <w:lastRenderedPageBreak/>
+    </w:p>
+    <w:p>
+      <w:pPr>
+        <w:rPr>
+          <w:lang w:val="en-GB"/>
+        </w:rPr>
+      </w:pPr>
+    </w:p>
+    <w:p>
+      <w:pPr>
+        <w:rPr>
+          <w:lang w:val="en-GB"/>
+        </w:rPr>
+      </w:pPr>
+    </w:p>
+    <w:p>
+      <w:pPr>
+        <w:rPr>
+          <w:lang w:val="en-GB"/>
+        </w:rPr>
+      </w:pPr>
+    </w:p>
+    <w:p>
+      <w:pPr>
+        <w:rPr>
+          <w:lang w:val="en-GB"/>
+        </w:rPr>
+      </w:pPr>
+      <w:r>
+        <w:rPr>
+          <w:lang w:val="en-GB"/>
+        </w:rPr>
         <w:t xml:space="preserve">In some of the pictures we can ignore the deformation made by the photography because the skin can be approximated to a plan but in other cases the anatomy of the body has not to be excluded and the lesion is placed on a curve. </w:t>
       </w:r>
       <w:r>
@@ -650,7 +724,7 @@
                     <pic:cNvPicPr/>
                   </pic:nvPicPr>
                   <pic:blipFill>
-                    <a:blip r:embed="rId11">
+                    <a:blip r:embed="rId13">
                       <a:extLst>
                         <a:ext uri="{28A0092B-C50C-407E-A947-70E740481C1C}">
                           <a14:useLocalDpi xmlns:a14="http://schemas.microsoft.com/office/drawing/2010/main" val="0"/>
@@ -693,6 +767,74 @@
     </w:p>
     <w:p>
       <w:pPr>
+        <w:rPr>
+          <w:lang w:val="en-GB"/>
+        </w:rPr>
+      </w:pPr>
+      <w:r>
+        <w:rPr>
+          <w:lang w:val="en-GB"/>
+        </w:rPr>
+        <w:t>Add the part about the mask</w:t>
+      </w:r>
+    </w:p>
+    <w:p>
+      <w:pPr>
+        <w:rPr>
+          <w:lang w:val="en-GB"/>
+        </w:rPr>
+      </w:pPr>
+    </w:p>
+    <w:p>
+      <w:pPr>
+        <w:rPr>
+          <w:lang w:val="en-GB"/>
+        </w:rPr>
+      </w:pPr>
+    </w:p>
+    <w:p>
+      <w:pPr>
+        <w:rPr>
+          <w:lang w:val="en-GB"/>
+        </w:rPr>
+      </w:pPr>
+      <w:r>
+        <w:rPr>
+          <w:lang w:val="en-GB"/>
+        </w:rPr>
+        <w:t>Add the part about image that doesn’t show anything</w:t>
+      </w:r>
+    </w:p>
+    <w:p>
+      <w:pPr>
+        <w:rPr>
+          <w:lang w:val="en-GB"/>
+        </w:rPr>
+      </w:pPr>
+    </w:p>
+    <w:p>
+      <w:pPr>
+        <w:rPr>
+          <w:lang w:val="en-GB"/>
+        </w:rPr>
+      </w:pPr>
+    </w:p>
+    <w:p>
+      <w:pPr>
+        <w:rPr>
+          <w:lang w:val="en-GB"/>
+        </w:rPr>
+      </w:pPr>
+    </w:p>
+    <w:p>
+      <w:pPr>
+        <w:rPr>
+          <w:lang w:val="en-GB"/>
+        </w:rPr>
+      </w:pPr>
+    </w:p>
+    <w:p>
+      <w:pPr>
         <w:pStyle w:val="df3vjf"/>
         <w:numPr>
           <w:ilvl w:val="0"/>
@@ -748,6 +890,7 @@
           <w:rFonts w:ascii="Helvetica Neue" w:eastAsiaTheme="majorEastAsia" w:hAnsi="Helvetica Neue"/>
           <w:color w:val="0A0A0A"/>
         </w:rPr>
+        <w:lastRenderedPageBreak/>
         <w:t>Skin Cancers (Malignant):</w:t>
       </w:r>
       <w:r>
@@ -829,7 +972,7 @@
                     </pic:cNvPicPr>
                   </pic:nvPicPr>
                   <pic:blipFill>
-                    <a:blip r:embed="rId13">
+                    <a:blip r:embed="rId14">
                       <a:extLst>
                         <a:ext uri="{28A0092B-C50C-407E-A947-70E740481C1C}">
                           <a14:useLocalDpi xmlns:a14="http://schemas.microsoft.com/office/drawing/2010/main" val="0"/>
@@ -972,7 +1115,6 @@
         <w:rPr>
           <w:lang w:val="en-GB"/>
         </w:rPr>
-        <w:lastRenderedPageBreak/>
         <w:t>LOOKING AT THE PICTURES OF MALIGNANT CANCER</w:t>
       </w:r>
     </w:p>
@@ -1042,7 +1184,7 @@
                           <pic:cNvPicPr/>
                         </pic:nvPicPr>
                         <pic:blipFill>
-                          <a:blip r:embed="rId14" cstate="print">
+                          <a:blip r:embed="rId15" cstate="print">
                             <a:extLst>
                               <a:ext uri="{28A0092B-C50C-407E-A947-70E740481C1C}">
                                 <a14:useLocalDpi xmlns:a14="http://schemas.microsoft.com/office/drawing/2010/main" val="0"/>
@@ -1102,7 +1244,7 @@
                           <pic:cNvPicPr/>
                         </pic:nvPicPr>
                         <pic:blipFill>
-                          <a:blip r:embed="rId15" cstate="print">
+                          <a:blip r:embed="rId16" cstate="print">
                             <a:extLst>
                               <a:ext uri="{28A0092B-C50C-407E-A947-70E740481C1C}">
                                 <a14:useLocalDpi xmlns:a14="http://schemas.microsoft.com/office/drawing/2010/main" val="0"/>
@@ -1162,7 +1304,7 @@
                           <pic:cNvPicPr/>
                         </pic:nvPicPr>
                         <pic:blipFill>
-                          <a:blip r:embed="rId16" cstate="print">
+                          <a:blip r:embed="rId17" cstate="print">
                             <a:extLst>
                               <a:ext uri="{28A0092B-C50C-407E-A947-70E740481C1C}">
                                 <a14:useLocalDpi xmlns:a14="http://schemas.microsoft.com/office/drawing/2010/main" val="0"/>
@@ -1269,7 +1411,7 @@
                           <pic:cNvPicPr/>
                         </pic:nvPicPr>
                         <pic:blipFill>
-                          <a:blip r:embed="rId17" cstate="print">
+                          <a:blip r:embed="rId18" cstate="print">
                             <a:extLst>
                               <a:ext uri="{28A0092B-C50C-407E-A947-70E740481C1C}">
                                 <a14:useLocalDpi xmlns:a14="http://schemas.microsoft.com/office/drawing/2010/main" val="0"/>
@@ -1329,7 +1471,7 @@
                           <pic:cNvPicPr/>
                         </pic:nvPicPr>
                         <pic:blipFill>
-                          <a:blip r:embed="rId18" cstate="print">
+                          <a:blip r:embed="rId19" cstate="print">
                             <a:extLst>
                               <a:ext uri="{28A0092B-C50C-407E-A947-70E740481C1C}">
                                 <a14:useLocalDpi xmlns:a14="http://schemas.microsoft.com/office/drawing/2010/main" val="0"/>
@@ -1388,7 +1530,7 @@
                           <pic:cNvPicPr/>
                         </pic:nvPicPr>
                         <pic:blipFill>
-                          <a:blip r:embed="rId19" cstate="print">
+                          <a:blip r:embed="rId20" cstate="print">
                             <a:extLst>
                               <a:ext uri="{28A0092B-C50C-407E-A947-70E740481C1C}">
                                 <a14:useLocalDpi xmlns:a14="http://schemas.microsoft.com/office/drawing/2010/main" val="0"/>
@@ -1448,7 +1590,7 @@
                           <pic:cNvPicPr/>
                         </pic:nvPicPr>
                         <pic:blipFill>
-                          <a:blip r:embed="rId20" cstate="print">
+                          <a:blip r:embed="rId21" cstate="print">
                             <a:extLst>
                               <a:ext uri="{28A0092B-C50C-407E-A947-70E740481C1C}">
                                 <a14:useLocalDpi xmlns:a14="http://schemas.microsoft.com/office/drawing/2010/main" val="0"/>
@@ -1508,7 +1650,7 @@
                           <pic:cNvPicPr/>
                         </pic:nvPicPr>
                         <pic:blipFill>
-                          <a:blip r:embed="rId21">
+                          <a:blip r:embed="rId22">
                             <a:extLst>
                               <a:ext uri="{28A0092B-C50C-407E-A947-70E740481C1C}">
                                 <a14:useLocalDpi xmlns:a14="http://schemas.microsoft.com/office/drawing/2010/main" val="0"/>
@@ -1590,7 +1732,7 @@
                           <pic:cNvPicPr/>
                         </pic:nvPicPr>
                         <pic:blipFill>
-                          <a:blip r:embed="rId22" cstate="print">
+                          <a:blip r:embed="rId23" cstate="print">
                             <a:extLst>
                               <a:ext uri="{28A0092B-C50C-407E-A947-70E740481C1C}">
                                 <a14:useLocalDpi xmlns:a14="http://schemas.microsoft.com/office/drawing/2010/main" val="0"/>
@@ -1649,7 +1791,7 @@
                           <pic:cNvPicPr/>
                         </pic:nvPicPr>
                         <pic:blipFill>
-                          <a:blip r:embed="rId23" cstate="print">
+                          <a:blip r:embed="rId24" cstate="print">
                             <a:extLst>
                               <a:ext uri="{28A0092B-C50C-407E-A947-70E740481C1C}">
                                 <a14:useLocalDpi xmlns:a14="http://schemas.microsoft.com/office/drawing/2010/main" val="0"/>
@@ -1708,7 +1850,7 @@
                           <pic:cNvPicPr/>
                         </pic:nvPicPr>
                         <pic:blipFill>
-                          <a:blip r:embed="rId24" cstate="print">
+                          <a:blip r:embed="rId25" cstate="print">
                             <a:extLst>
                               <a:ext uri="{28A0092B-C50C-407E-A947-70E740481C1C}">
                                 <a14:useLocalDpi xmlns:a14="http://schemas.microsoft.com/office/drawing/2010/main" val="0"/>
@@ -1767,7 +1909,7 @@
                           <pic:cNvPicPr/>
                         </pic:nvPicPr>
                         <pic:blipFill>
-                          <a:blip r:embed="rId25" cstate="print">
+                          <a:blip r:embed="rId26" cstate="print">
                             <a:extLst>
                               <a:ext uri="{28A0092B-C50C-407E-A947-70E740481C1C}">
                                 <a14:useLocalDpi xmlns:a14="http://schemas.microsoft.com/office/drawing/2010/main" val="0"/>
@@ -1826,7 +1968,7 @@
                           <pic:cNvPicPr/>
                         </pic:nvPicPr>
                         <pic:blipFill>
-                          <a:blip r:embed="rId26" cstate="print">
+                          <a:blip r:embed="rId27" cstate="print">
                             <a:extLst>
                               <a:ext uri="{28A0092B-C50C-407E-A947-70E740481C1C}">
                                 <a14:useLocalDpi xmlns:a14="http://schemas.microsoft.com/office/drawing/2010/main" val="0"/>
@@ -1895,6 +2037,7 @@
                 <w:noProof/>
                 <w:lang w:val="en-GB"/>
               </w:rPr>
+              <w:lastRenderedPageBreak/>
               <w:drawing>
                 <wp:inline distT="0" distB="0" distL="0" distR="0" wp14:anchorId="44574607" wp14:editId="6D9E70DA">
                   <wp:extent cx="952500" cy="952500"/>
@@ -1911,7 +2054,7 @@
                           <pic:cNvPicPr/>
                         </pic:nvPicPr>
                         <pic:blipFill>
-                          <a:blip r:embed="rId27" cstate="print">
+                          <a:blip r:embed="rId28" cstate="print">
                             <a:extLst>
                               <a:ext uri="{28A0092B-C50C-407E-A947-70E740481C1C}">
                                 <a14:useLocalDpi xmlns:a14="http://schemas.microsoft.com/office/drawing/2010/main" val="0"/>
@@ -1971,7 +2114,7 @@
                           <pic:cNvPicPr/>
                         </pic:nvPicPr>
                         <pic:blipFill>
-                          <a:blip r:embed="rId28" cstate="print">
+                          <a:blip r:embed="rId29" cstate="print">
                             <a:extLst>
                               <a:ext uri="{28A0092B-C50C-407E-A947-70E740481C1C}">
                                 <a14:useLocalDpi xmlns:a14="http://schemas.microsoft.com/office/drawing/2010/main" val="0"/>
@@ -2031,7 +2174,7 @@
                           <pic:cNvPicPr/>
                         </pic:nvPicPr>
                         <pic:blipFill>
-                          <a:blip r:embed="rId29" cstate="print">
+                          <a:blip r:embed="rId30" cstate="print">
                             <a:extLst>
                               <a:ext uri="{28A0092B-C50C-407E-A947-70E740481C1C}">
                                 <a14:useLocalDpi xmlns:a14="http://schemas.microsoft.com/office/drawing/2010/main" val="0"/>
@@ -2092,7 +2235,7 @@
                           <pic:cNvPicPr/>
                         </pic:nvPicPr>
                         <pic:blipFill>
-                          <a:blip r:embed="rId30" cstate="print">
+                          <a:blip r:embed="rId31" cstate="print">
                             <a:extLst>
                               <a:ext uri="{28A0092B-C50C-407E-A947-70E740481C1C}">
                                 <a14:useLocalDpi xmlns:a14="http://schemas.microsoft.com/office/drawing/2010/main" val="0"/>
@@ -2153,7 +2296,7 @@
                           <pic:cNvPicPr/>
                         </pic:nvPicPr>
                         <pic:blipFill>
-                          <a:blip r:embed="rId31" cstate="print">
+                          <a:blip r:embed="rId32" cstate="print">
                             <a:extLst>
                               <a:ext uri="{28A0092B-C50C-407E-A947-70E740481C1C}">
                                 <a14:useLocalDpi xmlns:a14="http://schemas.microsoft.com/office/drawing/2010/main" val="0"/>
@@ -2323,6 +2466,95 @@
 <file path=word/numbering.xml><?xml version="1.0" encoding="utf-8"?>
 <w:numbering xmlns:wpc="http://schemas.microsoft.com/office/word/2010/wordprocessingCanvas" xmlns:cx="http://schemas.microsoft.com/office/drawing/2014/chartex" xmlns:cx1="http://schemas.microsoft.com/office/drawing/2015/9/8/chartex" xmlns:cx2="http://schemas.microsoft.com/office/drawing/2015/10/21/chartex" xmlns:cx3="http://schemas.microsoft.com/office/drawing/2016/5/9/chartex" xmlns:cx4="http://schemas.microsoft.com/office/drawing/2016/5/10/chartex" xmlns:cx5="http://schemas.microsoft.com/office/drawing/2016/5/11/chartex" xmlns:cx6="http://schemas.microsoft.com/office/drawing/2016/5/12/chartex" xmlns:cx7="http://schemas.microsoft.com/office/drawing/2016/5/13/chartex" xmlns:cx8="http://schemas.microsoft.com/office/drawing/2016/5/14/chartex" xmlns:mc="http://schemas.openxmlformats.org/markup-compatibility/2006" xmlns:aink="http://schemas.microsoft.com/office/drawing/2016/ink" xmlns:am3d="http://schemas.microsoft.com/office/drawing/2017/model3d" xmlns:o="urn:schemas-microsoft-com:office:office" xmlns:oel="http://schemas.microsoft.com/office/2019/extlst" xmlns:r="http://schemas.openxmlformats.org/officeDocument/2006/relationships" xmlns:m="http://schemas.openxmlformats.org/officeDocument/2006/math" xmlns:v="urn:schemas-microsoft-com:vml" xmlns:wp14="http://schemas.microsoft.com/office/word/2010/wordprocessingDrawing" xmlns:wp="http://schemas.openxmlformats.org/drawingml/2006/wordprocessingDrawing" xmlns:w10="urn:schemas-microsoft-com:office:word" xmlns:w="http://schemas.openxmlformats.org/wordprocessingml/2006/main" xmlns:w14="http://schemas.microsoft.com/office/word/2010/wordml" xmlns:w15="http://schemas.microsoft.com/office/word/2012/wordml" xmlns:w16cex="http://schemas.microsoft.com/office/word/2018/wordml/cex" xmlns:w16cid="http://schemas.microsoft.com/office/word/2016/wordml/cid" xmlns:w16="http://schemas.microsoft.com/office/word/2018/wordml" xmlns:w16du="http://schemas.microsoft.com/office/word/2023/wordml/word16du" xmlns:w16sdtdh="http://schemas.microsoft.com/office/word/2020/wordml/sdtdatahash" xmlns:w16sdtfl="http://schemas.microsoft.com/office/word/2024/wordml/sdtformatlock" xmlns:w16se="http://schemas.microsoft.com/office/word/2015/wordml/symex" xmlns:wpg="http://schemas.microsoft.com/office/word/2010/wordprocessingGroup" xmlns:wpi="http://schemas.microsoft.com/office/word/2010/wordprocessingInk" xmlns:wne="http://schemas.microsoft.com/office/word/2006/wordml" xmlns:wps="http://schemas.microsoft.com/office/word/2010/wordprocessingShape" mc:Ignorable="w14 w15 w16se w16cid w16 w16cex w16sdtdh w16sdtfl w16du wp14">
   <w:abstractNum w:abstractNumId="0" w15:restartNumberingAfterBreak="0">
+    <w:nsid w:val="00764B33"/>
+    <w:multiLevelType w:val="hybridMultilevel"/>
+    <w:tmpl w:val="6A1E7E4C"/>
+    <w:lvl w:ilvl="0" w:tplc="0809000F">
+      <w:start w:val="1"/>
+      <w:numFmt w:val="decimal"/>
+      <w:lvlText w:val="%1."/>
+      <w:lvlJc w:val="left"/>
+      <w:pPr>
+        <w:ind w:left="720" w:hanging="360"/>
+      </w:pPr>
+      <w:rPr>
+        <w:rFonts w:hint="default"/>
+      </w:rPr>
+    </w:lvl>
+    <w:lvl w:ilvl="1" w:tplc="08090019" w:tentative="1">
+      <w:start w:val="1"/>
+      <w:numFmt w:val="lowerLetter"/>
+      <w:lvlText w:val="%2."/>
+      <w:lvlJc w:val="left"/>
+      <w:pPr>
+        <w:ind w:left="1440" w:hanging="360"/>
+      </w:pPr>
+    </w:lvl>
+    <w:lvl w:ilvl="2" w:tplc="0809001B" w:tentative="1">
+      <w:start w:val="1"/>
+      <w:numFmt w:val="lowerRoman"/>
+      <w:lvlText w:val="%3."/>
+      <w:lvlJc w:val="right"/>
+      <w:pPr>
+        <w:ind w:left="2160" w:hanging="180"/>
+      </w:pPr>
+    </w:lvl>
+    <w:lvl w:ilvl="3" w:tplc="0809000F" w:tentative="1">
+      <w:start w:val="1"/>
+      <w:numFmt w:val="decimal"/>
+      <w:lvlText w:val="%4."/>
+      <w:lvlJc w:val="left"/>
+      <w:pPr>
+        <w:ind w:left="2880" w:hanging="360"/>
+      </w:pPr>
+    </w:lvl>
+    <w:lvl w:ilvl="4" w:tplc="08090019" w:tentative="1">
+      <w:start w:val="1"/>
+      <w:numFmt w:val="lowerLetter"/>
+      <w:lvlText w:val="%5."/>
+      <w:lvlJc w:val="left"/>
+      <w:pPr>
+        <w:ind w:left="3600" w:hanging="360"/>
+      </w:pPr>
+    </w:lvl>
+    <w:lvl w:ilvl="5" w:tplc="0809001B" w:tentative="1">
+      <w:start w:val="1"/>
+      <w:numFmt w:val="lowerRoman"/>
+      <w:lvlText w:val="%6."/>
+      <w:lvlJc w:val="right"/>
+      <w:pPr>
+        <w:ind w:left="4320" w:hanging="180"/>
+      </w:pPr>
+    </w:lvl>
+    <w:lvl w:ilvl="6" w:tplc="0809000F" w:tentative="1">
+      <w:start w:val="1"/>
+      <w:numFmt w:val="decimal"/>
+      <w:lvlText w:val="%7."/>
+      <w:lvlJc w:val="left"/>
+      <w:pPr>
+        <w:ind w:left="5040" w:hanging="360"/>
+      </w:pPr>
+    </w:lvl>
+    <w:lvl w:ilvl="7" w:tplc="08090019" w:tentative="1">
+      <w:start w:val="1"/>
+      <w:numFmt w:val="lowerLetter"/>
+      <w:lvlText w:val="%8."/>
+      <w:lvlJc w:val="left"/>
+      <w:pPr>
+        <w:ind w:left="5760" w:hanging="360"/>
+      </w:pPr>
+    </w:lvl>
+    <w:lvl w:ilvl="8" w:tplc="0809001B" w:tentative="1">
+      <w:start w:val="1"/>
+      <w:numFmt w:val="lowerRoman"/>
+      <w:lvlText w:val="%9."/>
+      <w:lvlJc w:val="right"/>
+      <w:pPr>
+        <w:ind w:left="6480" w:hanging="180"/>
+      </w:pPr>
+    </w:lvl>
+  </w:abstractNum>
+  <w:abstractNum w:abstractNumId="1" w15:restartNumberingAfterBreak="0">
     <w:nsid w:val="35C758A0"/>
     <w:multiLevelType w:val="multilevel"/>
     <w:tmpl w:val="3856BFE8"/>
@@ -2472,6 +2704,9 @@
     </w:lvl>
   </w:abstractNum>
   <w:num w:numId="1" w16cid:durableId="1320113013">
+    <w:abstractNumId w:val="1"/>
+  </w:num>
+  <w:num w:numId="2" w16cid:durableId="1047022394">
     <w:abstractNumId w:val="0"/>
   </w:num>
 </w:numbering>
@@ -2486,7 +2721,7 @@
         <w:kern w:val="2"/>
         <w:sz w:val="24"/>
         <w:szCs w:val="24"/>
-        <w:lang w:val="en-IT" w:eastAsia="en-US" w:bidi="ar-SA"/>
+        <w:lang w:eastAsia="en-US" w:bidi="ar-SA"/>
         <w14:ligatures w14:val="standardContextual"/>
       </w:rPr>
     </w:rPrDefault>

--- a/results/reports/final_report.docx
+++ b/results/reports/final_report.docx
@@ -14,7 +14,64 @@
         <w:t>Preliminary Assignment Summary</w:t>
       </w:r>
     </w:p>
-    <w:p/>
+    <w:p>
+      <w:r>
+        <w:t>Our group’s analysis was precisely focused on getting information about what each type of cancerous skin lesion. In this summary we will discuss about:</w:t>
+      </w:r>
+    </w:p>
+    <w:p>
+      <w:pPr>
+        <w:pStyle w:val="ListParagraph"/>
+        <w:numPr>
+          <w:ilvl w:val="0"/>
+          <w:numId w:val="3"/>
+        </w:numPr>
+      </w:pPr>
+      <w:r>
+        <w:t>Quality of the data</w:t>
+      </w:r>
+    </w:p>
+    <w:p>
+      <w:pPr>
+        <w:pStyle w:val="ListParagraph"/>
+        <w:numPr>
+          <w:ilvl w:val="0"/>
+          <w:numId w:val="3"/>
+        </w:numPr>
+      </w:pPr>
+      <w:r>
+        <w:t>Manual picture analysis</w:t>
+      </w:r>
+    </w:p>
+    <w:p>
+      <w:pPr>
+        <w:pStyle w:val="ListParagraph"/>
+        <w:numPr>
+          <w:ilvl w:val="0"/>
+          <w:numId w:val="3"/>
+        </w:numPr>
+      </w:pPr>
+      <w:r>
+        <w:t>Metadata analysis</w:t>
+      </w:r>
+    </w:p>
+    <w:p>
+      <w:pPr>
+        <w:pStyle w:val="ListParagraph"/>
+        <w:numPr>
+          <w:ilvl w:val="0"/>
+          <w:numId w:val="3"/>
+        </w:numPr>
+      </w:pPr>
+      <w:r>
+        <w:t>Annotation agreement</w:t>
+      </w:r>
+    </w:p>
+    <w:p>
+      <w:pPr>
+        <w:pStyle w:val="ListParagraph"/>
+      </w:pPr>
+    </w:p>
     <w:p>
       <w:pPr>
         <w:pStyle w:val="ListParagraph"/>
@@ -507,20 +564,9 @@
         </w:drawing>
       </w:r>
     </w:p>
-    <w:p/>
     <w:p>
-      <w:r>
-        <w:tab/>
-      </w:r>
-    </w:p>
-    <w:p/>
-    <w:p/>
-    <w:p>
       <w:pPr>
         <w:ind w:firstLine="720"/>
-        <w:rPr>
-          <w:u w:val="single"/>
-        </w:rPr>
       </w:pPr>
       <w:r>
         <w:rPr>
@@ -602,7 +648,7 @@
           <w:u w:val="single"/>
         </w:rPr>
         <w:drawing>
-          <wp:inline distT="0" distB="0" distL="0" distR="0" wp14:anchorId="3FE1A66C" wp14:editId="0FD837AA">
+          <wp:inline distT="0" distB="0" distL="0" distR="0" wp14:anchorId="3FE1A66C" wp14:editId="4B5EEE2A">
             <wp:extent cx="1115568" cy="1115568"/>
             <wp:effectExtent l="0" t="0" r="2540" b="2540"/>
             <wp:docPr id="1428853732" name="Picture 2" descr="A white object in the middle of a black background&#10;&#10;AI-generated content may be incorrect."/>
@@ -753,45 +799,131 @@
       </w:r>
     </w:p>
     <w:p/>
+    <w:p>
+      <w:pPr>
+        <w:rPr>
+          <w:u w:val="single"/>
+        </w:rPr>
+      </w:pPr>
+      <w:r>
+        <w:tab/>
+      </w:r>
+      <w:r>
+        <w:rPr>
+          <w:u w:val="single"/>
+        </w:rPr>
+        <w:t>Metadata:</w:t>
+      </w:r>
+    </w:p>
+    <w:p>
+      <w:r>
+        <w:t>The flaw of the metadata is that there are some missing values/information regarding some personal information about the patients (smoking, drinking, origin of parents, gender, etc.). The absence of this information can mislead the diagnosis of each patient and most importantly the analysis of the whole sample group</w:t>
+      </w:r>
+      <w:r>
+        <w:t xml:space="preserve"> will probably give inaccurate statistic</w:t>
+      </w:r>
+      <w:r>
+        <w:t>.</w:t>
+      </w:r>
+      <w:r>
+        <w:t xml:space="preserve"> </w:t>
+      </w:r>
+    </w:p>
+    <w:p>
+      <w:pPr>
+        <w:rPr>
+          <w:u w:val="single"/>
+        </w:rPr>
+      </w:pPr>
+      <w:r>
+        <w:rPr>
+          <w:u w:val="single"/>
+        </w:rPr>
+        <w:t>Our hypothesis:</w:t>
+      </w:r>
+    </w:p>
+    <w:p>
+      <w:r>
+        <w:tab/>
+        <w:t xml:space="preserve">After reviewing the dataset, we observed that every patient with missing information has a benign skin disease. We conclude </w:t>
+      </w:r>
+      <w:r>
+        <w:t>that since these cases are not associated with skin cancer condition, the missing data is likely less relevant for diagnosis, which could explain why this information was not systematically collected.</w:t>
+      </w:r>
+    </w:p>
     <w:p/>
+    <w:p>
+      <w:r>
+        <w:tab/>
+      </w:r>
+    </w:p>
     <w:p/>
-    <w:p/>
+    <w:p>
+      <w:pPr>
+        <w:pStyle w:val="df3vjf"/>
+        <w:spacing w:before="0" w:beforeAutospacing="0" w:after="180" w:afterAutospacing="0" w:line="360" w:lineRule="atLeast"/>
+        <w:rPr>
+          <w:rStyle w:val="Strong"/>
+          <w:rFonts w:ascii="Helvetica Neue" w:hAnsi="Helvetica Neue"/>
+          <w:b w:val="0"/>
+          <w:bCs w:val="0"/>
+          <w:color w:val="0A0A0A"/>
+        </w:rPr>
+      </w:pPr>
+    </w:p>
     <w:p>
       <w:pPr>
         <w:pStyle w:val="df3vjf"/>
         <w:numPr>
           <w:ilvl w:val="0"/>
-          <w:numId w:val="1"/>
+          <w:numId w:val="2"/>
         </w:numPr>
         <w:spacing w:before="0" w:beforeAutospacing="0" w:after="180" w:afterAutospacing="0" w:line="360" w:lineRule="atLeast"/>
         <w:rPr>
+          <w:rStyle w:val="Strong"/>
           <w:rFonts w:ascii="Helvetica Neue" w:hAnsi="Helvetica Neue"/>
+          <w:b w:val="0"/>
+          <w:bCs w:val="0"/>
           <w:color w:val="0A0A0A"/>
+          <w:sz w:val="32"/>
+          <w:szCs w:val="32"/>
         </w:rPr>
       </w:pPr>
       <w:r>
         <w:rPr>
           <w:rStyle w:val="Strong"/>
-          <w:rFonts w:ascii="Helvetica Neue" w:eastAsiaTheme="majorEastAsia" w:hAnsi="Helvetica Neue"/>
+          <w:rFonts w:ascii="Helvetica Neue" w:hAnsi="Helvetica Neue"/>
+          <w:b w:val="0"/>
+          <w:bCs w:val="0"/>
           <w:color w:val="0A0A0A"/>
-        </w:rPr>
-        <w:t>Skin Diseases (Benign):</w:t>
-      </w:r>
-      <w:r>
-        <w:rPr>
-          <w:rStyle w:val="apple-converted-space"/>
-          <w:rFonts w:ascii="Helvetica Neue" w:eastAsiaTheme="majorEastAsia" w:hAnsi="Helvetica Neue"/>
+          <w:sz w:val="32"/>
+          <w:szCs w:val="32"/>
+        </w:rPr>
+        <w:lastRenderedPageBreak/>
+        <w:t>Manual picture analysis</w:t>
+      </w:r>
+    </w:p>
+    <w:p>
+      <w:pPr>
+        <w:pStyle w:val="df3vjf"/>
+        <w:spacing w:before="0" w:beforeAutospacing="0" w:after="180" w:afterAutospacing="0" w:line="360" w:lineRule="atLeast"/>
+        <w:rPr>
+          <w:rStyle w:val="Strong"/>
+          <w:rFonts w:ascii="Helvetica Neue" w:hAnsi="Helvetica Neue"/>
+          <w:b w:val="0"/>
+          <w:bCs w:val="0"/>
           <w:color w:val="0A0A0A"/>
         </w:rPr>
-        <w:t> </w:t>
-      </w:r>
-      <w:r>
-        <w:rPr>
-          <w:rStyle w:val="t286pc"/>
-          <w:rFonts w:ascii="Helvetica Neue" w:eastAsiaTheme="majorEastAsia" w:hAnsi="Helvetica Neue"/>
+      </w:pPr>
+      <w:r>
+        <w:rPr>
+          <w:rStyle w:val="Strong"/>
+          <w:rFonts w:ascii="Helvetica Neue" w:hAnsi="Helvetica Neue"/>
+          <w:b w:val="0"/>
+          <w:bCs w:val="0"/>
           <w:color w:val="0A0A0A"/>
         </w:rPr>
-        <w:t>Actinic Keratosis (ACK), Nevus (NEV), and Seborrheic Keratosis (SEK).</w:t>
+        <w:t>We analysed the pictures manually and concluded the following features for each diagnosis:</w:t>
       </w:r>
     </w:p>
     <w:p>
@@ -799,45 +931,129 @@
         <w:pStyle w:val="df3vjf"/>
         <w:numPr>
           <w:ilvl w:val="0"/>
-          <w:numId w:val="1"/>
+          <w:numId w:val="4"/>
         </w:numPr>
         <w:spacing w:before="0" w:beforeAutospacing="0" w:after="180" w:afterAutospacing="0" w:line="360" w:lineRule="atLeast"/>
         <w:rPr>
-          <w:rStyle w:val="vkekvd"/>
-          <w:rFonts w:eastAsiaTheme="majorEastAsia"/>
-        </w:rPr>
-      </w:pPr>
-      <w:r>
-        <w:rPr>
           <w:rStyle w:val="Strong"/>
-          <w:rFonts w:ascii="Helvetica Neue" w:eastAsiaTheme="majorEastAsia" w:hAnsi="Helvetica Neue"/>
+          <w:rFonts w:ascii="Helvetica Neue" w:hAnsi="Helvetica Neue"/>
+          <w:b w:val="0"/>
+          <w:bCs w:val="0"/>
           <w:color w:val="0A0A0A"/>
         </w:rPr>
-        <w:t>Skin Cancers (Malignant):</w:t>
-      </w:r>
-      <w:r>
-        <w:rPr>
-          <w:rStyle w:val="apple-converted-space"/>
-          <w:rFonts w:ascii="Helvetica Neue" w:eastAsiaTheme="majorEastAsia" w:hAnsi="Helvetica Neue"/>
+      </w:pPr>
+      <w:r>
+        <w:rPr>
+          <w:rStyle w:val="Strong"/>
+          <w:rFonts w:ascii="Helvetica Neue" w:hAnsi="Helvetica Neue"/>
+          <w:b w:val="0"/>
+          <w:bCs w:val="0"/>
           <w:color w:val="0A0A0A"/>
         </w:rPr>
-        <w:t> </w:t>
-      </w:r>
-      <w:r>
-        <w:rPr>
-          <w:rStyle w:val="t286pc"/>
-          <w:rFonts w:ascii="Helvetica Neue" w:eastAsiaTheme="majorEastAsia" w:hAnsi="Helvetica Neue"/>
+        <w:t xml:space="preserve">MEL: </w:t>
+      </w:r>
+      <w:r>
+        <w:rPr>
+          <w:rStyle w:val="Strong"/>
+          <w:rFonts w:ascii="Helvetica Neue" w:hAnsi="Helvetica Neue"/>
+          <w:b w:val="0"/>
+          <w:bCs w:val="0"/>
           <w:color w:val="0A0A0A"/>
         </w:rPr>
-        <w:t>Basal Cell Carcinoma (BCC), Squamous Cell Carcinoma (SCC), and Melanoma (MEL).</w:t>
-      </w:r>
-      <w:r>
-        <w:rPr>
-          <w:rStyle w:val="vkekvd"/>
-          <w:rFonts w:ascii="Helvetica Neue" w:eastAsiaTheme="majorEastAsia" w:hAnsi="Helvetica Neue"/>
+        <w:t>Very dark and intense pigment with rough and as</w:t>
+      </w:r>
+      <w:r>
+        <w:rPr>
+          <w:rStyle w:val="Strong"/>
+          <w:rFonts w:ascii="Helvetica Neue" w:hAnsi="Helvetica Neue"/>
+          <w:b w:val="0"/>
+          <w:bCs w:val="0"/>
           <w:color w:val="0A0A0A"/>
         </w:rPr>
-        <w:t> </w:t>
+        <w:t>ymmetrical shape</w:t>
+      </w:r>
+      <w:r>
+        <w:rPr>
+          <w:rStyle w:val="Strong"/>
+          <w:rFonts w:ascii="Helvetica Neue" w:hAnsi="Helvetica Neue"/>
+          <w:b w:val="0"/>
+          <w:bCs w:val="0"/>
+          <w:color w:val="0A0A0A"/>
+        </w:rPr>
+        <w:t>, often not crust</w:t>
+      </w:r>
+    </w:p>
+    <w:p>
+      <w:pPr>
+        <w:pStyle w:val="ListParagraph"/>
+        <w:numPr>
+          <w:ilvl w:val="0"/>
+          <w:numId w:val="4"/>
+        </w:numPr>
+      </w:pPr>
+      <w:r>
+        <w:rPr>
+          <w:rFonts w:ascii="Helvetica Neue" w:hAnsi="Helvetica Neue"/>
+          <w:color w:val="0A0A0A"/>
+        </w:rPr>
+        <w:t>BCC:</w:t>
+      </w:r>
+      <w:r>
+        <w:rPr>
+          <w:rFonts w:ascii="Helvetica Neue" w:hAnsi="Helvetica Neue"/>
+          <w:color w:val="0A0A0A"/>
+        </w:rPr>
+        <w:t xml:space="preserve"> </w:t>
+      </w:r>
+      <w:r>
+        <w:t>R</w:t>
+      </w:r>
+      <w:r>
+        <w:t>ound</w:t>
+      </w:r>
+      <w:r>
+        <w:t xml:space="preserve"> shape with a black dot </w:t>
+      </w:r>
+      <w:r>
+        <w:t xml:space="preserve">in the centre, </w:t>
+      </w:r>
+      <w:r>
+        <w:t>often has relief and visible blood vessels.</w:t>
+      </w:r>
+    </w:p>
+    <w:p>
+      <w:pPr>
+        <w:pStyle w:val="df3vjf"/>
+        <w:numPr>
+          <w:ilvl w:val="0"/>
+          <w:numId w:val="4"/>
+        </w:numPr>
+        <w:spacing w:before="0" w:beforeAutospacing="0" w:after="180" w:afterAutospacing="0" w:line="360" w:lineRule="atLeast"/>
+        <w:rPr>
+          <w:rFonts w:ascii="Helvetica Neue" w:hAnsi="Helvetica Neue"/>
+          <w:color w:val="0A0A0A"/>
+        </w:rPr>
+      </w:pPr>
+      <w:r>
+        <w:rPr>
+          <w:rFonts w:ascii="Helvetica Neue" w:hAnsi="Helvetica Neue"/>
+          <w:color w:val="0A0A0A"/>
+        </w:rPr>
+        <w:t>SCC:</w:t>
+      </w:r>
+      <w:r>
+        <w:rPr>
+          <w:rFonts w:ascii="Helvetica Neue" w:hAnsi="Helvetica Neue"/>
+          <w:color w:val="0A0A0A"/>
+        </w:rPr>
+        <w:t xml:space="preserve"> Often skin shed and scar-like shape</w:t>
+      </w:r>
+      <w:r>
+        <w:rPr>
+          <w:rFonts w:ascii="Helvetica Neue" w:hAnsi="Helvetica Neue"/>
+          <w:color w:val="0A0A0A"/>
+        </w:rPr>
+        <w:t>d, mainly skin-coloured</w:t>
       </w:r>
     </w:p>
     <w:p>
@@ -846,119 +1062,10 @@
         <w:spacing w:before="0" w:beforeAutospacing="0" w:after="180" w:afterAutospacing="0" w:line="360" w:lineRule="atLeast"/>
         <w:ind w:left="720"/>
         <w:rPr>
-          <w:rFonts w:eastAsiaTheme="majorEastAsia"/>
-        </w:rPr>
-      </w:pPr>
-      <w:r>
-        <w:rPr>
           <w:rFonts w:ascii="Helvetica Neue" w:hAnsi="Helvetica Neue"/>
           <w:color w:val="0A0A0A"/>
         </w:rPr>
-        <w:fldChar w:fldCharType="begin"/>
-      </w:r>
-      <w:r>
-        <w:rPr>
-          <w:rFonts w:ascii="Helvetica Neue" w:hAnsi="Helvetica Neue"/>
-          <w:color w:val="0A0A0A"/>
-        </w:rPr>
-        <w:instrText xml:space="preserve"> INCLUDEPICTURE "/Users/vale/Library/Group Containers/UBF8T346G9.ms/WebArchiveCopyPasteTempFiles/com.microsoft.Word/api.isic-archive.com&amp;client=AIM&amp;size=128&amp;type=FAVICON&amp;fallback_opts=TYPE,SIZE,URL" \* MERGEFORMATINET </w:instrText>
-      </w:r>
-      <w:r>
-        <w:rPr>
-          <w:rFonts w:ascii="Helvetica Neue" w:hAnsi="Helvetica Neue"/>
-          <w:color w:val="0A0A0A"/>
-        </w:rPr>
-        <w:fldChar w:fldCharType="separate"/>
-      </w:r>
-      <w:r>
-        <w:rPr>
-          <w:rFonts w:ascii="Helvetica Neue" w:hAnsi="Helvetica Neue"/>
-          <w:noProof/>
-          <w:color w:val="0A0A0A"/>
-        </w:rPr>
-        <w:drawing>
-          <wp:inline distT="0" distB="0" distL="0" distR="0" wp14:anchorId="6DEA0966" wp14:editId="73A2D75E">
-            <wp:extent cx="203200" cy="203200"/>
-            <wp:effectExtent l="0" t="0" r="0" b="0"/>
-            <wp:docPr id="77146136" name="Picture 1" descr="ISIC | International Skin Imaging Collaboration"/>
-            <wp:cNvGraphicFramePr>
-              <a:graphicFrameLocks xmlns:a="http://schemas.openxmlformats.org/drawingml/2006/main" noChangeAspect="1"/>
-            </wp:cNvGraphicFramePr>
-            <a:graphic xmlns:a="http://schemas.openxmlformats.org/drawingml/2006/main">
-              <a:graphicData uri="http://schemas.openxmlformats.org/drawingml/2006/picture">
-                <pic:pic xmlns:pic="http://schemas.openxmlformats.org/drawingml/2006/picture">
-                  <pic:nvPicPr>
-                    <pic:cNvPr id="0" name="img-9MaeaYW7B8ybwPAPzvuWmQU_5" descr="ISIC | International Skin Imaging Collaboration"/>
-                    <pic:cNvPicPr>
-                      <a:picLocks noChangeAspect="1" noChangeArrowheads="1"/>
-                    </pic:cNvPicPr>
-                  </pic:nvPicPr>
-                  <pic:blipFill>
-                    <a:blip r:embed="rId16">
-                      <a:extLst>
-                        <a:ext uri="{28A0092B-C50C-407E-A947-70E740481C1C}">
-                          <a14:useLocalDpi xmlns:a14="http://schemas.microsoft.com/office/drawing/2010/main" val="0"/>
-                        </a:ext>
-                      </a:extLst>
-                    </a:blip>
-                    <a:srcRect/>
-                    <a:stretch>
-                      <a:fillRect/>
-                    </a:stretch>
-                  </pic:blipFill>
-                  <pic:spPr bwMode="auto">
-                    <a:xfrm>
-                      <a:off x="0" y="0"/>
-                      <a:ext cx="203200" cy="203200"/>
-                    </a:xfrm>
-                    <a:prstGeom prst="rect">
-                      <a:avLst/>
-                    </a:prstGeom>
-                    <a:noFill/>
-                    <a:ln>
-                      <a:noFill/>
-                    </a:ln>
-                  </pic:spPr>
-                </pic:pic>
-              </a:graphicData>
-            </a:graphic>
-          </wp:inline>
-        </w:drawing>
-      </w:r>
-      <w:r>
-        <w:rPr>
-          <w:rFonts w:ascii="Helvetica Neue" w:hAnsi="Helvetica Neue"/>
-          <w:color w:val="0A0A0A"/>
-        </w:rPr>
-        <w:fldChar w:fldCharType="end"/>
-      </w:r>
-      <w:r>
-        <w:rPr>
-          <w:rStyle w:val="ifmvxd"/>
-          <w:rFonts w:ascii="Helvetica Neue" w:eastAsiaTheme="majorEastAsia" w:hAnsi="Helvetica Neue"/>
-          <w:color w:val="0A0A0A"/>
-          <w:sz w:val="17"/>
-          <w:szCs w:val="17"/>
-        </w:rPr>
-        <w:t>ISIC |</w:t>
-      </w:r>
-    </w:p>
-    <w:p/>
-    <w:p/>
-    <w:p/>
-    <w:p/>
-    <w:p/>
-    <w:p/>
-    <w:p/>
-    <w:p/>
-    <w:p/>
-    <w:p/>
-    <w:p/>
-    <w:p/>
-    <w:p>
-      <w:r>
-        <w:t>LOOKING AT THE PICTURES OF MALIGNANT CANCER</w:t>
-      </w:r>
+      </w:pPr>
     </w:p>
     <w:tbl>
       <w:tblPr>
@@ -1012,7 +1119,7 @@
                           <pic:cNvPicPr/>
                         </pic:nvPicPr>
                         <pic:blipFill>
-                          <a:blip r:embed="rId17" cstate="print">
+                          <a:blip r:embed="rId16" cstate="print">
                             <a:extLst>
                               <a:ext uri="{28A0092B-C50C-407E-A947-70E740481C1C}">
                                 <a14:useLocalDpi xmlns:a14="http://schemas.microsoft.com/office/drawing/2010/main" val="0"/>
@@ -1068,7 +1175,7 @@
                           <pic:cNvPicPr/>
                         </pic:nvPicPr>
                         <pic:blipFill>
-                          <a:blip r:embed="rId18" cstate="print">
+                          <a:blip r:embed="rId17" cstate="print">
                             <a:extLst>
                               <a:ext uri="{28A0092B-C50C-407E-A947-70E740481C1C}">
                                 <a14:useLocalDpi xmlns:a14="http://schemas.microsoft.com/office/drawing/2010/main" val="0"/>
@@ -1124,7 +1231,7 @@
                           <pic:cNvPicPr/>
                         </pic:nvPicPr>
                         <pic:blipFill>
-                          <a:blip r:embed="rId19" cstate="print">
+                          <a:blip r:embed="rId18" cstate="print">
                             <a:extLst>
                               <a:ext uri="{28A0092B-C50C-407E-A947-70E740481C1C}">
                                 <a14:useLocalDpi xmlns:a14="http://schemas.microsoft.com/office/drawing/2010/main" val="0"/>
@@ -1207,7 +1314,7 @@
                           <pic:cNvPicPr/>
                         </pic:nvPicPr>
                         <pic:blipFill>
-                          <a:blip r:embed="rId20" cstate="print">
+                          <a:blip r:embed="rId19" cstate="print">
                             <a:extLst>
                               <a:ext uri="{28A0092B-C50C-407E-A947-70E740481C1C}">
                                 <a14:useLocalDpi xmlns:a14="http://schemas.microsoft.com/office/drawing/2010/main" val="0"/>
@@ -1263,7 +1370,7 @@
                           <pic:cNvPicPr/>
                         </pic:nvPicPr>
                         <pic:blipFill>
-                          <a:blip r:embed="rId21" cstate="print">
+                          <a:blip r:embed="rId20" cstate="print">
                             <a:extLst>
                               <a:ext uri="{28A0092B-C50C-407E-A947-70E740481C1C}">
                                 <a14:useLocalDpi xmlns:a14="http://schemas.microsoft.com/office/drawing/2010/main" val="0"/>
@@ -1301,10 +1408,10 @@
                 <w:noProof/>
               </w:rPr>
               <w:drawing>
-                <wp:inline distT="0" distB="0" distL="0" distR="0" wp14:anchorId="52B16C9D" wp14:editId="28462A8B">
-                  <wp:extent cx="965200" cy="965200"/>
+                <wp:inline distT="0" distB="0" distL="0" distR="0" wp14:anchorId="024CA855" wp14:editId="31C85A6E">
+                  <wp:extent cx="968400" cy="968400"/>
                   <wp:effectExtent l="0" t="0" r="0" b="0"/>
-                  <wp:docPr id="2103805004" name="Picture 7" descr="A close up of a wound&#10;&#10;AI-generated content may be incorrect."/>
+                  <wp:docPr id="178335811" name="Picture 1"/>
                   <wp:cNvGraphicFramePr>
                     <a:graphicFrameLocks xmlns:a="http://schemas.openxmlformats.org/drawingml/2006/main" noChangeAspect="1"/>
                   </wp:cNvGraphicFramePr>
@@ -1312,11 +1419,11 @@
                     <a:graphicData uri="http://schemas.openxmlformats.org/drawingml/2006/picture">
                       <pic:pic xmlns:pic="http://schemas.openxmlformats.org/drawingml/2006/picture">
                         <pic:nvPicPr>
-                          <pic:cNvPr id="2103805004" name="Picture 7" descr="A close up of a wound&#10;&#10;AI-generated content may be incorrect."/>
+                          <pic:cNvPr id="178335811" name="Picture 1"/>
                           <pic:cNvPicPr/>
                         </pic:nvPicPr>
                         <pic:blipFill>
-                          <a:blip r:embed="rId22" cstate="print">
+                          <a:blip r:embed="rId21" cstate="print">
                             <a:extLst>
                               <a:ext uri="{28A0092B-C50C-407E-A947-70E740481C1C}">
                                 <a14:useLocalDpi xmlns:a14="http://schemas.microsoft.com/office/drawing/2010/main" val="0"/>
@@ -1330,7 +1437,7 @@
                         <pic:spPr>
                           <a:xfrm>
                             <a:off x="0" y="0"/>
-                            <a:ext cx="965200" cy="965200"/>
+                            <a:ext cx="968400" cy="968400"/>
                           </a:xfrm>
                           <a:prstGeom prst="rect">
                             <a:avLst/>
@@ -1372,7 +1479,7 @@
                           <pic:cNvPicPr/>
                         </pic:nvPicPr>
                         <pic:blipFill>
-                          <a:blip r:embed="rId23" cstate="print">
+                          <a:blip r:embed="rId22" cstate="print">
                             <a:extLst>
                               <a:ext uri="{28A0092B-C50C-407E-A947-70E740481C1C}">
                                 <a14:useLocalDpi xmlns:a14="http://schemas.microsoft.com/office/drawing/2010/main" val="0"/>
@@ -1428,7 +1535,7 @@
                           <pic:cNvPicPr/>
                         </pic:nvPicPr>
                         <pic:blipFill>
-                          <a:blip r:embed="rId24">
+                          <a:blip r:embed="rId23">
                             <a:extLst>
                               <a:ext uri="{28A0092B-C50C-407E-A947-70E740481C1C}">
                                 <a14:useLocalDpi xmlns:a14="http://schemas.microsoft.com/office/drawing/2010/main" val="0"/>
@@ -1496,7 +1603,7 @@
                           <pic:cNvPicPr/>
                         </pic:nvPicPr>
                         <pic:blipFill>
-                          <a:blip r:embed="rId25" cstate="print">
+                          <a:blip r:embed="rId24" cstate="print">
                             <a:extLst>
                               <a:ext uri="{28A0092B-C50C-407E-A947-70E740481C1C}">
                                 <a14:useLocalDpi xmlns:a14="http://schemas.microsoft.com/office/drawing/2010/main" val="0"/>
@@ -1549,7 +1656,7 @@
                           <pic:cNvPicPr/>
                         </pic:nvPicPr>
                         <pic:blipFill>
-                          <a:blip r:embed="rId26" cstate="print">
+                          <a:blip r:embed="rId25" cstate="print">
                             <a:extLst>
                               <a:ext uri="{28A0092B-C50C-407E-A947-70E740481C1C}">
                                 <a14:useLocalDpi xmlns:a14="http://schemas.microsoft.com/office/drawing/2010/main" val="0"/>
@@ -1602,7 +1709,7 @@
                           <pic:cNvPicPr/>
                         </pic:nvPicPr>
                         <pic:blipFill>
-                          <a:blip r:embed="rId27" cstate="print">
+                          <a:blip r:embed="rId26" cstate="print">
                             <a:extLst>
                               <a:ext uri="{28A0092B-C50C-407E-A947-70E740481C1C}">
                                 <a14:useLocalDpi xmlns:a14="http://schemas.microsoft.com/office/drawing/2010/main" val="0"/>
@@ -1655,7 +1762,7 @@
                           <pic:cNvPicPr/>
                         </pic:nvPicPr>
                         <pic:blipFill>
-                          <a:blip r:embed="rId28" cstate="print">
+                          <a:blip r:embed="rId27" cstate="print">
                             <a:extLst>
                               <a:ext uri="{28A0092B-C50C-407E-A947-70E740481C1C}">
                                 <a14:useLocalDpi xmlns:a14="http://schemas.microsoft.com/office/drawing/2010/main" val="0"/>
@@ -1708,7 +1815,7 @@
                           <pic:cNvPicPr/>
                         </pic:nvPicPr>
                         <pic:blipFill>
-                          <a:blip r:embed="rId29" cstate="print">
+                          <a:blip r:embed="rId28" cstate="print">
                             <a:extLst>
                               <a:ext uri="{28A0092B-C50C-407E-A947-70E740481C1C}">
                                 <a14:useLocalDpi xmlns:a14="http://schemas.microsoft.com/office/drawing/2010/main" val="0"/>
@@ -1789,7 +1896,7 @@
                           <pic:cNvPicPr/>
                         </pic:nvPicPr>
                         <pic:blipFill>
-                          <a:blip r:embed="rId30" cstate="print">
+                          <a:blip r:embed="rId29" cstate="print">
                             <a:extLst>
                               <a:ext uri="{28A0092B-C50C-407E-A947-70E740481C1C}">
                                 <a14:useLocalDpi xmlns:a14="http://schemas.microsoft.com/office/drawing/2010/main" val="0"/>
@@ -1847,7 +1954,7 @@
                           <pic:cNvPicPr/>
                         </pic:nvPicPr>
                         <pic:blipFill>
-                          <a:blip r:embed="rId31" cstate="print">
+                          <a:blip r:embed="rId30" cstate="print">
                             <a:extLst>
                               <a:ext uri="{28A0092B-C50C-407E-A947-70E740481C1C}">
                                 <a14:useLocalDpi xmlns:a14="http://schemas.microsoft.com/office/drawing/2010/main" val="0"/>
@@ -1905,7 +2012,7 @@
                           <pic:cNvPicPr/>
                         </pic:nvPicPr>
                         <pic:blipFill>
-                          <a:blip r:embed="rId32" cstate="print">
+                          <a:blip r:embed="rId31" cstate="print">
                             <a:extLst>
                               <a:ext uri="{28A0092B-C50C-407E-A947-70E740481C1C}">
                                 <a14:useLocalDpi xmlns:a14="http://schemas.microsoft.com/office/drawing/2010/main" val="0"/>
@@ -1964,7 +2071,7 @@
                           <pic:cNvPicPr/>
                         </pic:nvPicPr>
                         <pic:blipFill>
-                          <a:blip r:embed="rId33" cstate="print">
+                          <a:blip r:embed="rId32" cstate="print">
                             <a:extLst>
                               <a:ext uri="{28A0092B-C50C-407E-A947-70E740481C1C}">
                                 <a14:useLocalDpi xmlns:a14="http://schemas.microsoft.com/office/drawing/2010/main" val="0"/>
@@ -2023,7 +2130,7 @@
                           <pic:cNvPicPr/>
                         </pic:nvPicPr>
                         <pic:blipFill>
-                          <a:blip r:embed="rId34" cstate="print">
+                          <a:blip r:embed="rId33" cstate="print">
                             <a:extLst>
                               <a:ext uri="{28A0092B-C50C-407E-A947-70E740481C1C}">
                                 <a14:useLocalDpi xmlns:a14="http://schemas.microsoft.com/office/drawing/2010/main" val="0"/>
@@ -2054,40 +2161,6 @@
       </w:tr>
     </w:tbl>
     <w:p/>
-    <w:p>
-      <w:r>
-        <w:t>MELANOMA</w:t>
-      </w:r>
-    </w:p>
-    <w:p>
-      <w:r>
-        <w:t>Dark colour and irregular form</w:t>
-      </w:r>
-    </w:p>
-    <w:p/>
-    <w:p>
-      <w:r>
-        <w:t>BASAL CELL CARCINOMA</w:t>
-      </w:r>
-    </w:p>
-    <w:p>
-      <w:r>
-        <w:lastRenderedPageBreak/>
-        <w:t>Mostly round, dark in the centre, small, very recognizable form</w:t>
-      </w:r>
-    </w:p>
-    <w:p/>
-    <w:p>
-      <w:r>
-        <w:t>SQUAMOUS CELL CARCINOMA</w:t>
-      </w:r>
-    </w:p>
-    <w:p>
-      <w:r>
-        <w:t>Colour similar to the skin, most of them irregular shape, difficult to spot</w:t>
-      </w:r>
-    </w:p>
-    <w:p/>
     <w:p/>
     <w:sectPr>
       <w:pgSz w:w="11906" w:h="16838"/>
@@ -2339,11 +2412,243 @@
       </w:rPr>
     </w:lvl>
   </w:abstractNum>
+  <w:abstractNum w:abstractNumId="2" w15:restartNumberingAfterBreak="0">
+    <w:nsid w:val="692C7AC1"/>
+    <w:multiLevelType w:val="hybridMultilevel"/>
+    <w:tmpl w:val="B1AA5908"/>
+    <w:lvl w:ilvl="0" w:tplc="08090001">
+      <w:start w:val="1"/>
+      <w:numFmt w:val="bullet"/>
+      <w:lvlText w:val=""/>
+      <w:lvlJc w:val="left"/>
+      <w:pPr>
+        <w:ind w:left="720" w:hanging="360"/>
+      </w:pPr>
+      <w:rPr>
+        <w:rFonts w:ascii="Symbol" w:hAnsi="Symbol" w:hint="default"/>
+      </w:rPr>
+    </w:lvl>
+    <w:lvl w:ilvl="1" w:tplc="08090003" w:tentative="1">
+      <w:start w:val="1"/>
+      <w:numFmt w:val="bullet"/>
+      <w:lvlText w:val="o"/>
+      <w:lvlJc w:val="left"/>
+      <w:pPr>
+        <w:ind w:left="1440" w:hanging="360"/>
+      </w:pPr>
+      <w:rPr>
+        <w:rFonts w:ascii="Courier New" w:hAnsi="Courier New" w:cs="Courier New" w:hint="default"/>
+      </w:rPr>
+    </w:lvl>
+    <w:lvl w:ilvl="2" w:tplc="08090005" w:tentative="1">
+      <w:start w:val="1"/>
+      <w:numFmt w:val="bullet"/>
+      <w:lvlText w:val=""/>
+      <w:lvlJc w:val="left"/>
+      <w:pPr>
+        <w:ind w:left="2160" w:hanging="360"/>
+      </w:pPr>
+      <w:rPr>
+        <w:rFonts w:ascii="Wingdings" w:hAnsi="Wingdings" w:hint="default"/>
+      </w:rPr>
+    </w:lvl>
+    <w:lvl w:ilvl="3" w:tplc="08090001" w:tentative="1">
+      <w:start w:val="1"/>
+      <w:numFmt w:val="bullet"/>
+      <w:lvlText w:val=""/>
+      <w:lvlJc w:val="left"/>
+      <w:pPr>
+        <w:ind w:left="2880" w:hanging="360"/>
+      </w:pPr>
+      <w:rPr>
+        <w:rFonts w:ascii="Symbol" w:hAnsi="Symbol" w:hint="default"/>
+      </w:rPr>
+    </w:lvl>
+    <w:lvl w:ilvl="4" w:tplc="08090003" w:tentative="1">
+      <w:start w:val="1"/>
+      <w:numFmt w:val="bullet"/>
+      <w:lvlText w:val="o"/>
+      <w:lvlJc w:val="left"/>
+      <w:pPr>
+        <w:ind w:left="3600" w:hanging="360"/>
+      </w:pPr>
+      <w:rPr>
+        <w:rFonts w:ascii="Courier New" w:hAnsi="Courier New" w:cs="Courier New" w:hint="default"/>
+      </w:rPr>
+    </w:lvl>
+    <w:lvl w:ilvl="5" w:tplc="08090005" w:tentative="1">
+      <w:start w:val="1"/>
+      <w:numFmt w:val="bullet"/>
+      <w:lvlText w:val=""/>
+      <w:lvlJc w:val="left"/>
+      <w:pPr>
+        <w:ind w:left="4320" w:hanging="360"/>
+      </w:pPr>
+      <w:rPr>
+        <w:rFonts w:ascii="Wingdings" w:hAnsi="Wingdings" w:hint="default"/>
+      </w:rPr>
+    </w:lvl>
+    <w:lvl w:ilvl="6" w:tplc="08090001" w:tentative="1">
+      <w:start w:val="1"/>
+      <w:numFmt w:val="bullet"/>
+      <w:lvlText w:val=""/>
+      <w:lvlJc w:val="left"/>
+      <w:pPr>
+        <w:ind w:left="5040" w:hanging="360"/>
+      </w:pPr>
+      <w:rPr>
+        <w:rFonts w:ascii="Symbol" w:hAnsi="Symbol" w:hint="default"/>
+      </w:rPr>
+    </w:lvl>
+    <w:lvl w:ilvl="7" w:tplc="08090003" w:tentative="1">
+      <w:start w:val="1"/>
+      <w:numFmt w:val="bullet"/>
+      <w:lvlText w:val="o"/>
+      <w:lvlJc w:val="left"/>
+      <w:pPr>
+        <w:ind w:left="5760" w:hanging="360"/>
+      </w:pPr>
+      <w:rPr>
+        <w:rFonts w:ascii="Courier New" w:hAnsi="Courier New" w:cs="Courier New" w:hint="default"/>
+      </w:rPr>
+    </w:lvl>
+    <w:lvl w:ilvl="8" w:tplc="08090005" w:tentative="1">
+      <w:start w:val="1"/>
+      <w:numFmt w:val="bullet"/>
+      <w:lvlText w:val=""/>
+      <w:lvlJc w:val="left"/>
+      <w:pPr>
+        <w:ind w:left="6480" w:hanging="360"/>
+      </w:pPr>
+      <w:rPr>
+        <w:rFonts w:ascii="Wingdings" w:hAnsi="Wingdings" w:hint="default"/>
+      </w:rPr>
+    </w:lvl>
+  </w:abstractNum>
+  <w:abstractNum w:abstractNumId="3" w15:restartNumberingAfterBreak="0">
+    <w:nsid w:val="72945DF8"/>
+    <w:multiLevelType w:val="hybridMultilevel"/>
+    <w:tmpl w:val="B694DFD8"/>
+    <w:lvl w:ilvl="0" w:tplc="08090001">
+      <w:start w:val="1"/>
+      <w:numFmt w:val="bullet"/>
+      <w:lvlText w:val=""/>
+      <w:lvlJc w:val="left"/>
+      <w:pPr>
+        <w:ind w:left="720" w:hanging="360"/>
+      </w:pPr>
+      <w:rPr>
+        <w:rFonts w:ascii="Symbol" w:hAnsi="Symbol" w:hint="default"/>
+      </w:rPr>
+    </w:lvl>
+    <w:lvl w:ilvl="1" w:tplc="08090003" w:tentative="1">
+      <w:start w:val="1"/>
+      <w:numFmt w:val="bullet"/>
+      <w:lvlText w:val="o"/>
+      <w:lvlJc w:val="left"/>
+      <w:pPr>
+        <w:ind w:left="1440" w:hanging="360"/>
+      </w:pPr>
+      <w:rPr>
+        <w:rFonts w:ascii="Courier New" w:hAnsi="Courier New" w:cs="Courier New" w:hint="default"/>
+      </w:rPr>
+    </w:lvl>
+    <w:lvl w:ilvl="2" w:tplc="08090005" w:tentative="1">
+      <w:start w:val="1"/>
+      <w:numFmt w:val="bullet"/>
+      <w:lvlText w:val=""/>
+      <w:lvlJc w:val="left"/>
+      <w:pPr>
+        <w:ind w:left="2160" w:hanging="360"/>
+      </w:pPr>
+      <w:rPr>
+        <w:rFonts w:ascii="Wingdings" w:hAnsi="Wingdings" w:hint="default"/>
+      </w:rPr>
+    </w:lvl>
+    <w:lvl w:ilvl="3" w:tplc="08090001" w:tentative="1">
+      <w:start w:val="1"/>
+      <w:numFmt w:val="bullet"/>
+      <w:lvlText w:val=""/>
+      <w:lvlJc w:val="left"/>
+      <w:pPr>
+        <w:ind w:left="2880" w:hanging="360"/>
+      </w:pPr>
+      <w:rPr>
+        <w:rFonts w:ascii="Symbol" w:hAnsi="Symbol" w:hint="default"/>
+      </w:rPr>
+    </w:lvl>
+    <w:lvl w:ilvl="4" w:tplc="08090003" w:tentative="1">
+      <w:start w:val="1"/>
+      <w:numFmt w:val="bullet"/>
+      <w:lvlText w:val="o"/>
+      <w:lvlJc w:val="left"/>
+      <w:pPr>
+        <w:ind w:left="3600" w:hanging="360"/>
+      </w:pPr>
+      <w:rPr>
+        <w:rFonts w:ascii="Courier New" w:hAnsi="Courier New" w:cs="Courier New" w:hint="default"/>
+      </w:rPr>
+    </w:lvl>
+    <w:lvl w:ilvl="5" w:tplc="08090005" w:tentative="1">
+      <w:start w:val="1"/>
+      <w:numFmt w:val="bullet"/>
+      <w:lvlText w:val=""/>
+      <w:lvlJc w:val="left"/>
+      <w:pPr>
+        <w:ind w:left="4320" w:hanging="360"/>
+      </w:pPr>
+      <w:rPr>
+        <w:rFonts w:ascii="Wingdings" w:hAnsi="Wingdings" w:hint="default"/>
+      </w:rPr>
+    </w:lvl>
+    <w:lvl w:ilvl="6" w:tplc="08090001" w:tentative="1">
+      <w:start w:val="1"/>
+      <w:numFmt w:val="bullet"/>
+      <w:lvlText w:val=""/>
+      <w:lvlJc w:val="left"/>
+      <w:pPr>
+        <w:ind w:left="5040" w:hanging="360"/>
+      </w:pPr>
+      <w:rPr>
+        <w:rFonts w:ascii="Symbol" w:hAnsi="Symbol" w:hint="default"/>
+      </w:rPr>
+    </w:lvl>
+    <w:lvl w:ilvl="7" w:tplc="08090003" w:tentative="1">
+      <w:start w:val="1"/>
+      <w:numFmt w:val="bullet"/>
+      <w:lvlText w:val="o"/>
+      <w:lvlJc w:val="left"/>
+      <w:pPr>
+        <w:ind w:left="5760" w:hanging="360"/>
+      </w:pPr>
+      <w:rPr>
+        <w:rFonts w:ascii="Courier New" w:hAnsi="Courier New" w:cs="Courier New" w:hint="default"/>
+      </w:rPr>
+    </w:lvl>
+    <w:lvl w:ilvl="8" w:tplc="08090005" w:tentative="1">
+      <w:start w:val="1"/>
+      <w:numFmt w:val="bullet"/>
+      <w:lvlText w:val=""/>
+      <w:lvlJc w:val="left"/>
+      <w:pPr>
+        <w:ind w:left="6480" w:hanging="360"/>
+      </w:pPr>
+      <w:rPr>
+        <w:rFonts w:ascii="Wingdings" w:hAnsi="Wingdings" w:hint="default"/>
+      </w:rPr>
+    </w:lvl>
+  </w:abstractNum>
   <w:num w:numId="1" w16cid:durableId="1320113013">
     <w:abstractNumId w:val="1"/>
   </w:num>
   <w:num w:numId="2" w16cid:durableId="1047022394">
     <w:abstractNumId w:val="0"/>
+  </w:num>
+  <w:num w:numId="3" w16cid:durableId="196479309">
+    <w:abstractNumId w:val="3"/>
+  </w:num>
+  <w:num w:numId="4" w16cid:durableId="1694068311">
+    <w:abstractNumId w:val="2"/>
   </w:num>
 </w:numbering>
 </file>

--- a/results/reports/final_report.docx
+++ b/results/reports/final_report.docx
@@ -648,7 +648,7 @@
           <w:u w:val="single"/>
         </w:rPr>
         <w:drawing>
-          <wp:inline distT="0" distB="0" distL="0" distR="0" wp14:anchorId="3FE1A66C" wp14:editId="4B5EEE2A">
+          <wp:inline distT="0" distB="0" distL="0" distR="0" wp14:anchorId="3FE1A66C" wp14:editId="61047F60">
             <wp:extent cx="1115568" cy="1115568"/>
             <wp:effectExtent l="0" t="0" r="2540" b="2540"/>
             <wp:docPr id="1428853732" name="Picture 2" descr="A white object in the middle of a black background&#10;&#10;AI-generated content may be incorrect."/>
@@ -851,25 +851,70 @@
         <w:t>that since these cases are not associated with skin cancer condition, the missing data is likely less relevant for diagnosis, which could explain why this information was not systematically collected.</w:t>
       </w:r>
     </w:p>
-    <w:p/>
-    <w:p>
-      <w:r>
-        <w:tab/>
-      </w:r>
-    </w:p>
-    <w:p/>
-    <w:p>
-      <w:pPr>
-        <w:pStyle w:val="df3vjf"/>
-        <w:spacing w:before="0" w:beforeAutospacing="0" w:after="180" w:afterAutospacing="0" w:line="360" w:lineRule="atLeast"/>
-        <w:rPr>
-          <w:rStyle w:val="Strong"/>
-          <w:rFonts w:ascii="Helvetica Neue" w:hAnsi="Helvetica Neue"/>
-          <w:b w:val="0"/>
-          <w:bCs w:val="0"/>
-          <w:color w:val="0A0A0A"/>
-        </w:rPr>
-      </w:pPr>
+    <w:p>
+      <w:pPr>
+        <w:jc w:val="center"/>
+        <w:rPr>
+          <w:rStyle w:val="Strong"/>
+          <w:b w:val="0"/>
+          <w:bCs w:val="0"/>
+        </w:rPr>
+      </w:pPr>
+      <w:r>
+        <w:rPr>
+          <w:noProof/>
+        </w:rPr>
+        <w:drawing>
+          <wp:inline distT="0" distB="0" distL="0" distR="0" wp14:anchorId="319EED2E" wp14:editId="4EED2AF2">
+            <wp:extent cx="5951526" cy="1184366"/>
+            <wp:effectExtent l="0" t="0" r="5080" b="0"/>
+            <wp:docPr id="321548749" name="Picture 2" descr="A white sheet with black text&#10;&#10;AI-generated content may be incorrect."/>
+            <wp:cNvGraphicFramePr>
+              <a:graphicFrameLocks xmlns:a="http://schemas.openxmlformats.org/drawingml/2006/main" noChangeAspect="1"/>
+            </wp:cNvGraphicFramePr>
+            <a:graphic xmlns:a="http://schemas.openxmlformats.org/drawingml/2006/main">
+              <a:graphicData uri="http://schemas.openxmlformats.org/drawingml/2006/picture">
+                <pic:pic xmlns:pic="http://schemas.openxmlformats.org/drawingml/2006/picture">
+                  <pic:nvPicPr>
+                    <pic:cNvPr id="321548749" name="Picture 2" descr="A white sheet with black text&#10;&#10;AI-generated content may be incorrect."/>
+                    <pic:cNvPicPr/>
+                  </pic:nvPicPr>
+                  <pic:blipFill rotWithShape="1">
+                    <a:blip r:embed="rId16" cstate="print">
+                      <a:extLst>
+                        <a:ext uri="{28A0092B-C50C-407E-A947-70E740481C1C}">
+                          <a14:useLocalDpi xmlns:a14="http://schemas.microsoft.com/office/drawing/2010/main" val="0"/>
+                        </a:ext>
+                      </a:extLst>
+                    </a:blip>
+                    <a:srcRect b="24397"/>
+                    <a:stretch>
+                      <a:fillRect/>
+                    </a:stretch>
+                  </pic:blipFill>
+                  <pic:spPr bwMode="auto">
+                    <a:xfrm>
+                      <a:off x="0" y="0"/>
+                      <a:ext cx="5951526" cy="1184366"/>
+                    </a:xfrm>
+                    <a:prstGeom prst="rect">
+                      <a:avLst/>
+                    </a:prstGeom>
+                    <a:ln>
+                      <a:noFill/>
+                    </a:ln>
+                    <a:extLst>
+                      <a:ext uri="{53640926-AAD7-44D8-BBD7-CCE9431645EC}">
+                        <a14:shadowObscured xmlns:a14="http://schemas.microsoft.com/office/drawing/2010/main"/>
+                      </a:ext>
+                    </a:extLst>
+                  </pic:spPr>
+                </pic:pic>
+              </a:graphicData>
+            </a:graphic>
+          </wp:inline>
+        </w:drawing>
+      </w:r>
     </w:p>
     <w:p>
       <w:pPr>
@@ -1006,19 +1051,7 @@
         <w:t xml:space="preserve"> </w:t>
       </w:r>
       <w:r>
-        <w:t>R</w:t>
-      </w:r>
-      <w:r>
-        <w:t>ound</w:t>
-      </w:r>
-      <w:r>
-        <w:t xml:space="preserve"> shape with a black dot </w:t>
-      </w:r>
-      <w:r>
-        <w:t xml:space="preserve">in the centre, </w:t>
-      </w:r>
-      <w:r>
-        <w:t>often has relief and visible blood vessels.</w:t>
+        <w:t>Round shape with a black dot in the centre, often has relief and visible blood vessels.</w:t>
       </w:r>
     </w:p>
     <w:p>
@@ -1119,7 +1152,7 @@
                           <pic:cNvPicPr/>
                         </pic:nvPicPr>
                         <pic:blipFill>
-                          <a:blip r:embed="rId16" cstate="print">
+                          <a:blip r:embed="rId17" cstate="print">
                             <a:extLst>
                               <a:ext uri="{28A0092B-C50C-407E-A947-70E740481C1C}">
                                 <a14:useLocalDpi xmlns:a14="http://schemas.microsoft.com/office/drawing/2010/main" val="0"/>
@@ -1175,7 +1208,7 @@
                           <pic:cNvPicPr/>
                         </pic:nvPicPr>
                         <pic:blipFill>
-                          <a:blip r:embed="rId17" cstate="print">
+                          <a:blip r:embed="rId18" cstate="print">
                             <a:extLst>
                               <a:ext uri="{28A0092B-C50C-407E-A947-70E740481C1C}">
                                 <a14:useLocalDpi xmlns:a14="http://schemas.microsoft.com/office/drawing/2010/main" val="0"/>
@@ -1231,7 +1264,7 @@
                           <pic:cNvPicPr/>
                         </pic:nvPicPr>
                         <pic:blipFill>
-                          <a:blip r:embed="rId18" cstate="print">
+                          <a:blip r:embed="rId19" cstate="print">
                             <a:extLst>
                               <a:ext uri="{28A0092B-C50C-407E-A947-70E740481C1C}">
                                 <a14:useLocalDpi xmlns:a14="http://schemas.microsoft.com/office/drawing/2010/main" val="0"/>
@@ -1314,7 +1347,7 @@
                           <pic:cNvPicPr/>
                         </pic:nvPicPr>
                         <pic:blipFill>
-                          <a:blip r:embed="rId19" cstate="print">
+                          <a:blip r:embed="rId20" cstate="print">
                             <a:extLst>
                               <a:ext uri="{28A0092B-C50C-407E-A947-70E740481C1C}">
                                 <a14:useLocalDpi xmlns:a14="http://schemas.microsoft.com/office/drawing/2010/main" val="0"/>
@@ -1370,7 +1403,7 @@
                           <pic:cNvPicPr/>
                         </pic:nvPicPr>
                         <pic:blipFill>
-                          <a:blip r:embed="rId20" cstate="print">
+                          <a:blip r:embed="rId21" cstate="print">
                             <a:extLst>
                               <a:ext uri="{28A0092B-C50C-407E-A947-70E740481C1C}">
                                 <a14:useLocalDpi xmlns:a14="http://schemas.microsoft.com/office/drawing/2010/main" val="0"/>
@@ -1423,7 +1456,7 @@
                           <pic:cNvPicPr/>
                         </pic:nvPicPr>
                         <pic:blipFill>
-                          <a:blip r:embed="rId21" cstate="print">
+                          <a:blip r:embed="rId22" cstate="print">
                             <a:extLst>
                               <a:ext uri="{28A0092B-C50C-407E-A947-70E740481C1C}">
                                 <a14:useLocalDpi xmlns:a14="http://schemas.microsoft.com/office/drawing/2010/main" val="0"/>
@@ -1479,7 +1512,7 @@
                           <pic:cNvPicPr/>
                         </pic:nvPicPr>
                         <pic:blipFill>
-                          <a:blip r:embed="rId22" cstate="print">
+                          <a:blip r:embed="rId23" cstate="print">
                             <a:extLst>
                               <a:ext uri="{28A0092B-C50C-407E-A947-70E740481C1C}">
                                 <a14:useLocalDpi xmlns:a14="http://schemas.microsoft.com/office/drawing/2010/main" val="0"/>
@@ -1535,7 +1568,7 @@
                           <pic:cNvPicPr/>
                         </pic:nvPicPr>
                         <pic:blipFill>
-                          <a:blip r:embed="rId23">
+                          <a:blip r:embed="rId24">
                             <a:extLst>
                               <a:ext uri="{28A0092B-C50C-407E-A947-70E740481C1C}">
                                 <a14:useLocalDpi xmlns:a14="http://schemas.microsoft.com/office/drawing/2010/main" val="0"/>
@@ -1603,7 +1636,7 @@
                           <pic:cNvPicPr/>
                         </pic:nvPicPr>
                         <pic:blipFill>
-                          <a:blip r:embed="rId24" cstate="print">
+                          <a:blip r:embed="rId25" cstate="print">
                             <a:extLst>
                               <a:ext uri="{28A0092B-C50C-407E-A947-70E740481C1C}">
                                 <a14:useLocalDpi xmlns:a14="http://schemas.microsoft.com/office/drawing/2010/main" val="0"/>
@@ -1656,7 +1689,7 @@
                           <pic:cNvPicPr/>
                         </pic:nvPicPr>
                         <pic:blipFill>
-                          <a:blip r:embed="rId25" cstate="print">
+                          <a:blip r:embed="rId26" cstate="print">
                             <a:extLst>
                               <a:ext uri="{28A0092B-C50C-407E-A947-70E740481C1C}">
                                 <a14:useLocalDpi xmlns:a14="http://schemas.microsoft.com/office/drawing/2010/main" val="0"/>
@@ -1709,7 +1742,7 @@
                           <pic:cNvPicPr/>
                         </pic:nvPicPr>
                         <pic:blipFill>
-                          <a:blip r:embed="rId26" cstate="print">
+                          <a:blip r:embed="rId27" cstate="print">
                             <a:extLst>
                               <a:ext uri="{28A0092B-C50C-407E-A947-70E740481C1C}">
                                 <a14:useLocalDpi xmlns:a14="http://schemas.microsoft.com/office/drawing/2010/main" val="0"/>
@@ -1762,7 +1795,7 @@
                           <pic:cNvPicPr/>
                         </pic:nvPicPr>
                         <pic:blipFill>
-                          <a:blip r:embed="rId27" cstate="print">
+                          <a:blip r:embed="rId28" cstate="print">
                             <a:extLst>
                               <a:ext uri="{28A0092B-C50C-407E-A947-70E740481C1C}">
                                 <a14:useLocalDpi xmlns:a14="http://schemas.microsoft.com/office/drawing/2010/main" val="0"/>
@@ -1815,7 +1848,7 @@
                           <pic:cNvPicPr/>
                         </pic:nvPicPr>
                         <pic:blipFill>
-                          <a:blip r:embed="rId28" cstate="print">
+                          <a:blip r:embed="rId29" cstate="print">
                             <a:extLst>
                               <a:ext uri="{28A0092B-C50C-407E-A947-70E740481C1C}">
                                 <a14:useLocalDpi xmlns:a14="http://schemas.microsoft.com/office/drawing/2010/main" val="0"/>
@@ -1896,7 +1929,7 @@
                           <pic:cNvPicPr/>
                         </pic:nvPicPr>
                         <pic:blipFill>
-                          <a:blip r:embed="rId29" cstate="print">
+                          <a:blip r:embed="rId30" cstate="print">
                             <a:extLst>
                               <a:ext uri="{28A0092B-C50C-407E-A947-70E740481C1C}">
                                 <a14:useLocalDpi xmlns:a14="http://schemas.microsoft.com/office/drawing/2010/main" val="0"/>
@@ -1954,7 +1987,7 @@
                           <pic:cNvPicPr/>
                         </pic:nvPicPr>
                         <pic:blipFill>
-                          <a:blip r:embed="rId30" cstate="print">
+                          <a:blip r:embed="rId31" cstate="print">
                             <a:extLst>
                               <a:ext uri="{28A0092B-C50C-407E-A947-70E740481C1C}">
                                 <a14:useLocalDpi xmlns:a14="http://schemas.microsoft.com/office/drawing/2010/main" val="0"/>
@@ -2012,7 +2045,7 @@
                           <pic:cNvPicPr/>
                         </pic:nvPicPr>
                         <pic:blipFill>
-                          <a:blip r:embed="rId31" cstate="print">
+                          <a:blip r:embed="rId32" cstate="print">
                             <a:extLst>
                               <a:ext uri="{28A0092B-C50C-407E-A947-70E740481C1C}">
                                 <a14:useLocalDpi xmlns:a14="http://schemas.microsoft.com/office/drawing/2010/main" val="0"/>
@@ -2071,7 +2104,7 @@
                           <pic:cNvPicPr/>
                         </pic:nvPicPr>
                         <pic:blipFill>
-                          <a:blip r:embed="rId32" cstate="print">
+                          <a:blip r:embed="rId33" cstate="print">
                             <a:extLst>
                               <a:ext uri="{28A0092B-C50C-407E-A947-70E740481C1C}">
                                 <a14:useLocalDpi xmlns:a14="http://schemas.microsoft.com/office/drawing/2010/main" val="0"/>
@@ -2130,7 +2163,7 @@
                           <pic:cNvPicPr/>
                         </pic:nvPicPr>
                         <pic:blipFill>
-                          <a:blip r:embed="rId33" cstate="print">
+                          <a:blip r:embed="rId34" cstate="print">
                             <a:extLst>
                               <a:ext uri="{28A0092B-C50C-407E-A947-70E740481C1C}">
                                 <a14:useLocalDpi xmlns:a14="http://schemas.microsoft.com/office/drawing/2010/main" val="0"/>
@@ -2162,6 +2195,1087 @@
     </w:tbl>
     <w:p/>
     <w:p/>
+    <w:p/>
+    <w:p/>
+    <w:p/>
+    <w:p>
+      <w:pPr>
+        <w:pStyle w:val="df3vjf"/>
+        <w:numPr>
+          <w:ilvl w:val="0"/>
+          <w:numId w:val="2"/>
+        </w:numPr>
+        <w:spacing w:before="0" w:beforeAutospacing="0" w:after="180" w:afterAutospacing="0" w:line="360" w:lineRule="atLeast"/>
+        <w:rPr>
+          <w:rStyle w:val="Strong"/>
+          <w:rFonts w:ascii="Helvetica Neue" w:hAnsi="Helvetica Neue"/>
+          <w:b w:val="0"/>
+          <w:bCs w:val="0"/>
+          <w:color w:val="0A0A0A"/>
+          <w:sz w:val="32"/>
+          <w:szCs w:val="32"/>
+        </w:rPr>
+      </w:pPr>
+      <w:r>
+        <w:rPr>
+          <w:rStyle w:val="Strong"/>
+          <w:rFonts w:ascii="Helvetica Neue" w:hAnsi="Helvetica Neue"/>
+          <w:b w:val="0"/>
+          <w:bCs w:val="0"/>
+          <w:color w:val="0A0A0A"/>
+          <w:sz w:val="32"/>
+          <w:szCs w:val="32"/>
+        </w:rPr>
+        <w:lastRenderedPageBreak/>
+        <w:t>Metadata analysis</w:t>
+      </w:r>
+    </w:p>
+    <w:p>
+      <w:pPr>
+        <w:rPr>
+          <w:rStyle w:val="Strong"/>
+          <w:rFonts w:ascii="Helvetica Neue" w:eastAsia="Times New Roman" w:hAnsi="Helvetica Neue" w:cs="Times New Roman"/>
+          <w:b w:val="0"/>
+          <w:bCs w:val="0"/>
+          <w:color w:val="0A0A0A"/>
+          <w:kern w:val="0"/>
+          <w:lang w:eastAsia="en-GB"/>
+          <w14:ligatures w14:val="none"/>
+        </w:rPr>
+      </w:pPr>
+      <w:r>
+        <w:rPr>
+          <w:rStyle w:val="Strong"/>
+          <w:rFonts w:ascii="Helvetica Neue" w:eastAsia="Times New Roman" w:hAnsi="Helvetica Neue" w:cs="Times New Roman"/>
+          <w:b w:val="0"/>
+          <w:bCs w:val="0"/>
+          <w:color w:val="0A0A0A"/>
+          <w:kern w:val="0"/>
+          <w:lang w:eastAsia="en-GB"/>
+          <w14:ligatures w14:val="none"/>
+        </w:rPr>
+        <w:t>Analysing the patient’s data provided by the metadata.csv file, we came up with some very interesting relations between different factors, which may be connected to the current conditions of the patients in our sample group.</w:t>
+      </w:r>
+    </w:p>
+    <w:p>
+      <w:pPr>
+        <w:rPr>
+          <w:rStyle w:val="Strong"/>
+          <w:rFonts w:ascii="Helvetica Neue" w:eastAsia="Times New Roman" w:hAnsi="Helvetica Neue" w:cs="Times New Roman"/>
+          <w:b w:val="0"/>
+          <w:bCs w:val="0"/>
+          <w:color w:val="0A0A0A"/>
+          <w:kern w:val="0"/>
+          <w:u w:val="single"/>
+          <w:lang w:eastAsia="en-GB"/>
+          <w14:ligatures w14:val="none"/>
+        </w:rPr>
+      </w:pPr>
+      <w:r>
+        <w:rPr>
+          <w:rStyle w:val="Strong"/>
+          <w:rFonts w:ascii="Helvetica Neue" w:eastAsia="Times New Roman" w:hAnsi="Helvetica Neue" w:cs="Times New Roman"/>
+          <w:b w:val="0"/>
+          <w:bCs w:val="0"/>
+          <w:color w:val="0A0A0A"/>
+          <w:kern w:val="0"/>
+          <w:lang w:eastAsia="en-GB"/>
+          <w14:ligatures w14:val="none"/>
+        </w:rPr>
+        <w:tab/>
+      </w:r>
+      <w:r>
+        <w:rPr>
+          <w:rStyle w:val="Strong"/>
+          <w:rFonts w:ascii="Helvetica Neue" w:eastAsia="Times New Roman" w:hAnsi="Helvetica Neue" w:cs="Times New Roman"/>
+          <w:b w:val="0"/>
+          <w:bCs w:val="0"/>
+          <w:color w:val="0A0A0A"/>
+          <w:kern w:val="0"/>
+          <w:u w:val="single"/>
+          <w:lang w:eastAsia="en-GB"/>
+          <w14:ligatures w14:val="none"/>
+        </w:rPr>
+        <w:t>Age:</w:t>
+      </w:r>
+    </w:p>
+    <w:p>
+      <w:pPr>
+        <w:rPr>
+          <w:rStyle w:val="Strong"/>
+          <w:rFonts w:ascii="Helvetica Neue" w:eastAsia="Times New Roman" w:hAnsi="Helvetica Neue" w:cs="Times New Roman"/>
+          <w:b w:val="0"/>
+          <w:bCs w:val="0"/>
+          <w:color w:val="0A0A0A"/>
+          <w:kern w:val="0"/>
+          <w:lang w:eastAsia="en-GB"/>
+          <w14:ligatures w14:val="none"/>
+        </w:rPr>
+      </w:pPr>
+      <w:r>
+        <w:rPr>
+          <w:rStyle w:val="Strong"/>
+          <w:rFonts w:ascii="Helvetica Neue" w:eastAsia="Times New Roman" w:hAnsi="Helvetica Neue" w:cs="Times New Roman"/>
+          <w:b w:val="0"/>
+          <w:bCs w:val="0"/>
+          <w:color w:val="0A0A0A"/>
+          <w:kern w:val="0"/>
+          <w:lang w:eastAsia="en-GB"/>
+          <w14:ligatures w14:val="none"/>
+        </w:rPr>
+        <w:t xml:space="preserve">We can start by analysing the age of the patient so that we can check </w:t>
+      </w:r>
+      <w:r>
+        <w:rPr>
+          <w:rStyle w:val="Strong"/>
+          <w:rFonts w:ascii="Helvetica Neue" w:eastAsia="Times New Roman" w:hAnsi="Helvetica Neue" w:cs="Times New Roman"/>
+          <w:b w:val="0"/>
+          <w:bCs w:val="0"/>
+          <w:color w:val="0A0A0A"/>
+          <w:kern w:val="0"/>
+          <w:lang w:eastAsia="en-GB"/>
+          <w14:ligatures w14:val="none"/>
+        </w:rPr>
+        <w:t>if the age affects the overall growth of such cells. From our sample data the median age of the patients with cancer diagnosis is as followed:  BCC – 60.78 years, SCC – 67.80 years, MEL – 55.66 years, which means that overall people over the age of 50 are more susceptible on getting skin cancer than younger ones.</w:t>
+      </w:r>
+    </w:p>
+    <w:p>
+      <w:pPr>
+        <w:rPr>
+          <w:rStyle w:val="Strong"/>
+          <w:rFonts w:ascii="Helvetica Neue" w:eastAsia="Times New Roman" w:hAnsi="Helvetica Neue" w:cs="Times New Roman"/>
+          <w:b w:val="0"/>
+          <w:bCs w:val="0"/>
+          <w:color w:val="0A0A0A"/>
+          <w:kern w:val="0"/>
+          <w:lang w:eastAsia="en-GB"/>
+          <w14:ligatures w14:val="none"/>
+        </w:rPr>
+      </w:pPr>
+      <w:r>
+        <w:rPr>
+          <w:rStyle w:val="Strong"/>
+          <w:rFonts w:ascii="Helvetica Neue" w:eastAsia="Times New Roman" w:hAnsi="Helvetica Neue" w:cs="Times New Roman"/>
+          <w:b w:val="0"/>
+          <w:bCs w:val="0"/>
+          <w:color w:val="0A0A0A"/>
+          <w:kern w:val="0"/>
+          <w:lang w:eastAsia="en-GB"/>
+          <w14:ligatures w14:val="none"/>
+        </w:rPr>
+        <w:drawing>
+          <wp:inline distT="0" distB="0" distL="0" distR="0" wp14:anchorId="52AA2FE3" wp14:editId="5C569BC8">
+            <wp:extent cx="2856230" cy="2307347"/>
+            <wp:effectExtent l="0" t="0" r="1270" b="4445"/>
+            <wp:docPr id="1205826559" name="Picture 1" descr="A graph of age distribution&#10;&#10;AI-generated content may be incorrect."/>
+            <wp:cNvGraphicFramePr>
+              <a:graphicFrameLocks xmlns:a="http://schemas.openxmlformats.org/drawingml/2006/main" noChangeAspect="1"/>
+            </wp:cNvGraphicFramePr>
+            <a:graphic xmlns:a="http://schemas.openxmlformats.org/drawingml/2006/main">
+              <a:graphicData uri="http://schemas.openxmlformats.org/drawingml/2006/picture">
+                <pic:pic xmlns:pic="http://schemas.openxmlformats.org/drawingml/2006/picture">
+                  <pic:nvPicPr>
+                    <pic:cNvPr id="1205826559" name="Picture 1" descr="A graph of age distribution&#10;&#10;AI-generated content may be incorrect."/>
+                    <pic:cNvPicPr/>
+                  </pic:nvPicPr>
+                  <pic:blipFill>
+                    <a:blip r:embed="rId35"/>
+                    <a:stretch>
+                      <a:fillRect/>
+                    </a:stretch>
+                  </pic:blipFill>
+                  <pic:spPr>
+                    <a:xfrm>
+                      <a:off x="0" y="0"/>
+                      <a:ext cx="2892538" cy="2336678"/>
+                    </a:xfrm>
+                    <a:prstGeom prst="rect">
+                      <a:avLst/>
+                    </a:prstGeom>
+                  </pic:spPr>
+                </pic:pic>
+              </a:graphicData>
+            </a:graphic>
+          </wp:inline>
+        </w:drawing>
+      </w:r>
+    </w:p>
+    <w:p>
+      <w:pPr>
+        <w:rPr>
+          <w:rStyle w:val="Strong"/>
+          <w:rFonts w:ascii="Helvetica Neue" w:eastAsia="Times New Roman" w:hAnsi="Helvetica Neue" w:cs="Times New Roman"/>
+          <w:b w:val="0"/>
+          <w:bCs w:val="0"/>
+          <w:color w:val="0A0A0A"/>
+          <w:kern w:val="0"/>
+          <w:sz w:val="4"/>
+          <w:szCs w:val="4"/>
+          <w:lang w:eastAsia="en-GB"/>
+          <w14:ligatures w14:val="none"/>
+        </w:rPr>
+      </w:pPr>
+    </w:p>
+    <w:p>
+      <w:pPr>
+        <w:rPr>
+          <w:rStyle w:val="Strong"/>
+          <w:rFonts w:ascii="Helvetica Neue" w:eastAsia="Times New Roman" w:hAnsi="Helvetica Neue" w:cs="Times New Roman"/>
+          <w:b w:val="0"/>
+          <w:bCs w:val="0"/>
+          <w:color w:val="0A0A0A"/>
+          <w:kern w:val="0"/>
+          <w:u w:val="single"/>
+          <w:lang w:eastAsia="en-GB"/>
+          <w14:ligatures w14:val="none"/>
+        </w:rPr>
+      </w:pPr>
+      <w:r>
+        <w:rPr>
+          <w:rStyle w:val="Strong"/>
+          <w:rFonts w:ascii="Helvetica Neue" w:eastAsia="Times New Roman" w:hAnsi="Helvetica Neue" w:cs="Times New Roman"/>
+          <w:b w:val="0"/>
+          <w:bCs w:val="0"/>
+          <w:color w:val="0A0A0A"/>
+          <w:kern w:val="0"/>
+          <w:lang w:eastAsia="en-GB"/>
+          <w14:ligatures w14:val="none"/>
+        </w:rPr>
+        <w:tab/>
+      </w:r>
+      <w:r>
+        <w:rPr>
+          <w:rStyle w:val="Strong"/>
+          <w:rFonts w:ascii="Helvetica Neue" w:eastAsia="Times New Roman" w:hAnsi="Helvetica Neue" w:cs="Times New Roman"/>
+          <w:b w:val="0"/>
+          <w:bCs w:val="0"/>
+          <w:color w:val="0A0A0A"/>
+          <w:kern w:val="0"/>
+          <w:u w:val="single"/>
+          <w:lang w:eastAsia="en-GB"/>
+          <w14:ligatures w14:val="none"/>
+        </w:rPr>
+        <w:t>Geographical origin:</w:t>
+      </w:r>
+    </w:p>
+    <w:p>
+      <w:pPr>
+        <w:rPr>
+          <w:rStyle w:val="Strong"/>
+          <w:rFonts w:ascii="Helvetica Neue" w:eastAsia="Times New Roman" w:hAnsi="Helvetica Neue" w:cs="Times New Roman"/>
+          <w:b w:val="0"/>
+          <w:bCs w:val="0"/>
+          <w:color w:val="0A0A0A"/>
+          <w:kern w:val="0"/>
+          <w:lang w:eastAsia="en-GB"/>
+          <w14:ligatures w14:val="none"/>
+        </w:rPr>
+      </w:pPr>
+      <w:r>
+        <w:rPr>
+          <w:rStyle w:val="Strong"/>
+          <w:rFonts w:ascii="Helvetica Neue" w:eastAsia="Times New Roman" w:hAnsi="Helvetica Neue" w:cs="Times New Roman"/>
+          <w:b w:val="0"/>
+          <w:bCs w:val="0"/>
+          <w:color w:val="0A0A0A"/>
+          <w:kern w:val="0"/>
+          <w:lang w:eastAsia="en-GB"/>
+          <w14:ligatures w14:val="none"/>
+        </w:rPr>
+        <w:t>Regarding the countries or regions of origin, we also have some very interesting information. 74.1% of all the patients that have skin cancer have a father or mother of Northern/Northern-Eastern European origin (Germany and Pomerania region). So, 7 out of 10 people with cancer have origin from that part of Europe.</w:t>
+      </w:r>
+    </w:p>
+    <w:p>
+      <w:pPr>
+        <w:rPr>
+          <w:rStyle w:val="Strong"/>
+          <w:rFonts w:ascii="Helvetica Neue" w:eastAsia="Times New Roman" w:hAnsi="Helvetica Neue" w:cs="Times New Roman"/>
+          <w:b w:val="0"/>
+          <w:bCs w:val="0"/>
+          <w:color w:val="0A0A0A"/>
+          <w:kern w:val="0"/>
+          <w:lang w:eastAsia="en-GB"/>
+          <w14:ligatures w14:val="none"/>
+        </w:rPr>
+      </w:pPr>
+      <w:r>
+        <w:rPr>
+          <w:noProof/>
+        </w:rPr>
+        <w:drawing>
+          <wp:inline distT="0" distB="0" distL="0" distR="0" wp14:anchorId="24490A94" wp14:editId="2615FCDD">
+            <wp:extent cx="3256915" cy="2426360"/>
+            <wp:effectExtent l="0" t="0" r="0" b="0"/>
+            <wp:docPr id="1098017293" name="Picture 1" descr="A pie chart with numbers and text with Crust in the background&#10;&#10;AI-generated content may be incorrect."/>
+            <wp:cNvGraphicFramePr>
+              <a:graphicFrameLocks xmlns:a="http://schemas.openxmlformats.org/drawingml/2006/main" noChangeAspect="1"/>
+            </wp:cNvGraphicFramePr>
+            <a:graphic xmlns:a="http://schemas.openxmlformats.org/drawingml/2006/main">
+              <a:graphicData uri="http://schemas.openxmlformats.org/drawingml/2006/picture">
+                <pic:pic xmlns:pic="http://schemas.openxmlformats.org/drawingml/2006/picture">
+                  <pic:nvPicPr>
+                    <pic:cNvPr id="1098017293" name="Picture 1" descr="A pie chart with numbers and text with Crust in the background&#10;&#10;AI-generated content may be incorrect."/>
+                    <pic:cNvPicPr>
+                      <a:picLocks noChangeAspect="1" noChangeArrowheads="1"/>
+                    </pic:cNvPicPr>
+                  </pic:nvPicPr>
+                  <pic:blipFill>
+                    <a:blip r:embed="rId36">
+                      <a:extLst>
+                        <a:ext uri="{28A0092B-C50C-407E-A947-70E740481C1C}">
+                          <a14:useLocalDpi xmlns:a14="http://schemas.microsoft.com/office/drawing/2010/main" val="0"/>
+                        </a:ext>
+                      </a:extLst>
+                    </a:blip>
+                    <a:srcRect/>
+                    <a:stretch>
+                      <a:fillRect/>
+                    </a:stretch>
+                  </pic:blipFill>
+                  <pic:spPr bwMode="auto">
+                    <a:xfrm>
+                      <a:off x="0" y="0"/>
+                      <a:ext cx="3299778" cy="2458292"/>
+                    </a:xfrm>
+                    <a:prstGeom prst="rect">
+                      <a:avLst/>
+                    </a:prstGeom>
+                    <a:noFill/>
+                    <a:ln>
+                      <a:noFill/>
+                    </a:ln>
+                  </pic:spPr>
+                </pic:pic>
+              </a:graphicData>
+            </a:graphic>
+          </wp:inline>
+        </w:drawing>
+      </w:r>
+    </w:p>
+    <w:p>
+      <w:pPr>
+        <w:ind w:firstLine="720"/>
+        <w:rPr>
+          <w:rStyle w:val="Strong"/>
+          <w:rFonts w:ascii="Helvetica Neue" w:eastAsia="Times New Roman" w:hAnsi="Helvetica Neue" w:cs="Times New Roman"/>
+          <w:b w:val="0"/>
+          <w:bCs w:val="0"/>
+          <w:color w:val="0A0A0A"/>
+          <w:kern w:val="0"/>
+          <w:u w:val="single"/>
+          <w:lang w:eastAsia="en-GB"/>
+          <w14:ligatures w14:val="none"/>
+        </w:rPr>
+      </w:pPr>
+      <w:r>
+        <w:rPr>
+          <w:rStyle w:val="Strong"/>
+          <w:rFonts w:ascii="Helvetica Neue" w:eastAsia="Times New Roman" w:hAnsi="Helvetica Neue" w:cs="Times New Roman"/>
+          <w:b w:val="0"/>
+          <w:bCs w:val="0"/>
+          <w:color w:val="0A0A0A"/>
+          <w:kern w:val="0"/>
+          <w:u w:val="single"/>
+          <w:lang w:eastAsia="en-GB"/>
+          <w14:ligatures w14:val="none"/>
+        </w:rPr>
+        <w:lastRenderedPageBreak/>
+        <w:t>Drinking and smoking:</w:t>
+      </w:r>
+    </w:p>
+    <w:p>
+      <w:pPr>
+        <w:rPr>
+          <w:rStyle w:val="Strong"/>
+          <w:rFonts w:ascii="Helvetica Neue" w:eastAsia="Times New Roman" w:hAnsi="Helvetica Neue" w:cs="Times New Roman"/>
+          <w:b w:val="0"/>
+          <w:bCs w:val="0"/>
+          <w:color w:val="0A0A0A"/>
+          <w:kern w:val="0"/>
+          <w:lang w:eastAsia="en-GB"/>
+          <w14:ligatures w14:val="none"/>
+        </w:rPr>
+      </w:pPr>
+      <w:r>
+        <w:rPr>
+          <w:i/>
+          <w:iCs/>
+          <w:sz w:val="26"/>
+          <w:szCs w:val="26"/>
+        </w:rPr>
+        <w:t xml:space="preserve"> </w:t>
+      </w:r>
+      <w:r>
+        <w:rPr>
+          <w:rStyle w:val="Strong"/>
+          <w:rFonts w:ascii="Helvetica Neue" w:eastAsia="Times New Roman" w:hAnsi="Helvetica Neue" w:cs="Times New Roman"/>
+          <w:b w:val="0"/>
+          <w:bCs w:val="0"/>
+          <w:color w:val="0A0A0A"/>
+          <w:kern w:val="0"/>
+          <w:lang w:eastAsia="en-GB"/>
+          <w14:ligatures w14:val="none"/>
+        </w:rPr>
+        <w:t>From the metadata we can see that e</w:t>
+      </w:r>
+      <w:r>
+        <w:rPr>
+          <w:rStyle w:val="Strong"/>
+          <w:rFonts w:ascii="Helvetica Neue" w:eastAsia="Times New Roman" w:hAnsi="Helvetica Neue" w:cs="Times New Roman"/>
+          <w:b w:val="0"/>
+          <w:bCs w:val="0"/>
+          <w:color w:val="0A0A0A"/>
+          <w:kern w:val="0"/>
+          <w:lang w:eastAsia="en-GB"/>
+          <w14:ligatures w14:val="none"/>
+        </w:rPr>
+        <w:t xml:space="preserve">xactly 90% of the active smokers have any form </w:t>
+      </w:r>
+      <w:r>
+        <w:rPr>
+          <w:rStyle w:val="Strong"/>
+          <w:rFonts w:ascii="Helvetica Neue" w:eastAsia="Times New Roman" w:hAnsi="Helvetica Neue" w:cs="Times New Roman"/>
+          <w:b w:val="0"/>
+          <w:bCs w:val="0"/>
+          <w:color w:val="0A0A0A"/>
+          <w:kern w:val="0"/>
+          <w:lang w:eastAsia="en-GB"/>
+          <w14:ligatures w14:val="none"/>
+        </w:rPr>
+        <w:t xml:space="preserve">of </w:t>
+      </w:r>
+      <w:r>
+        <w:rPr>
+          <w:rStyle w:val="Strong"/>
+          <w:rFonts w:ascii="Helvetica Neue" w:eastAsia="Times New Roman" w:hAnsi="Helvetica Neue" w:cs="Times New Roman"/>
+          <w:b w:val="0"/>
+          <w:bCs w:val="0"/>
+          <w:color w:val="0A0A0A"/>
+          <w:kern w:val="0"/>
+          <w:lang w:eastAsia="en-GB"/>
+          <w14:ligatures w14:val="none"/>
+        </w:rPr>
+        <w:t>skin cancer, so regarding our sample, we can conclude that 9 out of 10 smokers have cancer. This information may direct us to the conclusion that smoking may lead with high rate to developing skin cancer.</w:t>
+      </w:r>
+      <w:r>
+        <w:rPr>
+          <w:rStyle w:val="Strong"/>
+          <w:rFonts w:ascii="Helvetica Neue" w:eastAsia="Times New Roman" w:hAnsi="Helvetica Neue" w:cs="Times New Roman"/>
+          <w:b w:val="0"/>
+          <w:bCs w:val="0"/>
+          <w:color w:val="0A0A0A"/>
+          <w:kern w:val="0"/>
+          <w:lang w:eastAsia="en-GB"/>
+          <w14:ligatures w14:val="none"/>
+        </w:rPr>
+        <w:t xml:space="preserve"> </w:t>
+      </w:r>
+    </w:p>
+    <w:p>
+      <w:pPr>
+        <w:rPr>
+          <w:rStyle w:val="Strong"/>
+          <w:rFonts w:ascii="Helvetica Neue" w:eastAsia="Times New Roman" w:hAnsi="Helvetica Neue" w:cs="Times New Roman"/>
+          <w:b w:val="0"/>
+          <w:bCs w:val="0"/>
+          <w:color w:val="0A0A0A"/>
+          <w:kern w:val="0"/>
+          <w:lang w:eastAsia="en-GB"/>
+          <w14:ligatures w14:val="none"/>
+        </w:rPr>
+      </w:pPr>
+      <w:r>
+        <w:rPr>
+          <w:rStyle w:val="Strong"/>
+          <w:rFonts w:ascii="Helvetica Neue" w:eastAsia="Times New Roman" w:hAnsi="Helvetica Neue" w:cs="Times New Roman"/>
+          <w:b w:val="0"/>
+          <w:bCs w:val="0"/>
+          <w:color w:val="0A0A0A"/>
+          <w:kern w:val="0"/>
+          <w:lang w:eastAsia="en-GB"/>
+          <w14:ligatures w14:val="none"/>
+        </w:rPr>
+        <w:t>As for the smoking analysis, t</w:t>
+      </w:r>
+      <w:r>
+        <w:rPr>
+          <w:rStyle w:val="Strong"/>
+          <w:rFonts w:ascii="Helvetica Neue" w:eastAsia="Times New Roman" w:hAnsi="Helvetica Neue" w:cs="Times New Roman"/>
+          <w:b w:val="0"/>
+          <w:bCs w:val="0"/>
+          <w:color w:val="0A0A0A"/>
+          <w:kern w:val="0"/>
+          <w:lang w:eastAsia="en-GB"/>
+          <w14:ligatures w14:val="none"/>
+        </w:rPr>
+        <w:t xml:space="preserve">he results </w:t>
+      </w:r>
+      <w:r>
+        <w:rPr>
+          <w:rStyle w:val="Strong"/>
+          <w:rFonts w:ascii="Helvetica Neue" w:eastAsia="Times New Roman" w:hAnsi="Helvetica Neue" w:cs="Times New Roman"/>
+          <w:b w:val="0"/>
+          <w:bCs w:val="0"/>
+          <w:color w:val="0A0A0A"/>
+          <w:kern w:val="0"/>
+          <w:lang w:eastAsia="en-GB"/>
+          <w14:ligatures w14:val="none"/>
+        </w:rPr>
+        <w:t xml:space="preserve">for drinking </w:t>
+      </w:r>
+      <w:r>
+        <w:rPr>
+          <w:rStyle w:val="Strong"/>
+          <w:rFonts w:ascii="Helvetica Neue" w:eastAsia="Times New Roman" w:hAnsi="Helvetica Neue" w:cs="Times New Roman"/>
+          <w:b w:val="0"/>
+          <w:bCs w:val="0"/>
+          <w:color w:val="0A0A0A"/>
+          <w:kern w:val="0"/>
+          <w:lang w:eastAsia="en-GB"/>
+          <w14:ligatures w14:val="none"/>
+        </w:rPr>
+        <w:t>are also quite high – 76% of the drinkers have any form of skin cancer. So drinking alcohol may also be a factor of the development of the skin cancers.</w:t>
+      </w:r>
+    </w:p>
+    <w:p>
+      <w:pPr>
+        <w:pStyle w:val="df3vjf"/>
+        <w:spacing w:before="0" w:beforeAutospacing="0" w:after="180" w:afterAutospacing="0" w:line="360" w:lineRule="atLeast"/>
+        <w:rPr>
+          <w:rStyle w:val="Strong"/>
+          <w:rFonts w:ascii="Helvetica Neue" w:hAnsi="Helvetica Neue"/>
+          <w:b w:val="0"/>
+          <w:bCs w:val="0"/>
+          <w:color w:val="0A0A0A"/>
+        </w:rPr>
+      </w:pPr>
+      <w:r>
+        <w:rPr>
+          <w:rStyle w:val="Strong"/>
+          <w:rFonts w:ascii="Helvetica Neue" w:hAnsi="Helvetica Neue"/>
+          <w:color w:val="0A0A0A"/>
+        </w:rPr>
+        <w:t xml:space="preserve">These statistics are unfortunately not accurate because of the missing information. </w:t>
+      </w:r>
+      <w:r>
+        <w:rPr>
+          <w:rStyle w:val="Strong"/>
+          <w:rFonts w:ascii="Helvetica Neue" w:hAnsi="Helvetica Neue"/>
+          <w:b w:val="0"/>
+          <w:bCs w:val="0"/>
+          <w:color w:val="0A0A0A"/>
+        </w:rPr>
+        <w:t>We calculated them excluding the patient who didn’t provide any information about their drinking and smoking habits.</w:t>
+      </w:r>
+    </w:p>
+    <w:p>
+      <w:pPr>
+        <w:pStyle w:val="df3vjf"/>
+        <w:spacing w:before="0" w:beforeAutospacing="0" w:after="180" w:afterAutospacing="0" w:line="360" w:lineRule="atLeast"/>
+        <w:rPr>
+          <w:rStyle w:val="Strong"/>
+          <w:rFonts w:ascii="Helvetica Neue" w:hAnsi="Helvetica Neue"/>
+          <w:b w:val="0"/>
+          <w:bCs w:val="0"/>
+          <w:color w:val="0A0A0A"/>
+        </w:rPr>
+      </w:pPr>
+    </w:p>
+    <w:p>
+      <w:pPr>
+        <w:pStyle w:val="df3vjf"/>
+        <w:numPr>
+          <w:ilvl w:val="0"/>
+          <w:numId w:val="2"/>
+        </w:numPr>
+        <w:spacing w:before="0" w:beforeAutospacing="0" w:after="180" w:afterAutospacing="0" w:line="360" w:lineRule="atLeast"/>
+        <w:rPr>
+          <w:rStyle w:val="Strong"/>
+          <w:rFonts w:ascii="Helvetica Neue" w:hAnsi="Helvetica Neue"/>
+          <w:b w:val="0"/>
+          <w:bCs w:val="0"/>
+          <w:color w:val="0A0A0A"/>
+          <w:sz w:val="32"/>
+          <w:szCs w:val="32"/>
+        </w:rPr>
+      </w:pPr>
+      <w:r>
+        <w:rPr>
+          <w:rStyle w:val="Strong"/>
+          <w:rFonts w:ascii="Helvetica Neue" w:hAnsi="Helvetica Neue"/>
+          <w:b w:val="0"/>
+          <w:bCs w:val="0"/>
+          <w:color w:val="0A0A0A"/>
+          <w:sz w:val="32"/>
+          <w:szCs w:val="32"/>
+        </w:rPr>
+        <w:t>Our annotation agreement</w:t>
+      </w:r>
+    </w:p>
+    <w:p>
+      <w:pPr>
+        <w:pStyle w:val="df3vjf"/>
+        <w:spacing w:before="0" w:beforeAutospacing="0" w:after="180" w:afterAutospacing="0" w:line="360" w:lineRule="atLeast"/>
+        <w:rPr>
+          <w:rStyle w:val="Strong"/>
+          <w:rFonts w:ascii="Helvetica Neue" w:hAnsi="Helvetica Neue"/>
+          <w:b w:val="0"/>
+          <w:bCs w:val="0"/>
+          <w:color w:val="0A0A0A"/>
+        </w:rPr>
+      </w:pPr>
+      <w:r>
+        <w:rPr>
+          <w:rStyle w:val="Strong"/>
+          <w:rFonts w:ascii="Helvetica Neue" w:hAnsi="Helvetica Neue"/>
+          <w:b w:val="0"/>
+          <w:bCs w:val="0"/>
+          <w:color w:val="0A0A0A"/>
+        </w:rPr>
+        <w:t>We analysed our annotation and we arrived at the following conclusion.</w:t>
+      </w:r>
+    </w:p>
+    <w:p>
+      <w:pPr>
+        <w:pStyle w:val="df3vjf"/>
+        <w:spacing w:before="0" w:beforeAutospacing="0" w:after="180" w:afterAutospacing="0" w:line="360" w:lineRule="atLeast"/>
+        <w:rPr>
+          <w:rStyle w:val="Strong"/>
+          <w:rFonts w:ascii="Helvetica Neue" w:hAnsi="Helvetica Neue"/>
+          <w:b w:val="0"/>
+          <w:bCs w:val="0"/>
+          <w:color w:val="0A0A0A"/>
+          <w:u w:val="single"/>
+        </w:rPr>
+      </w:pPr>
+      <w:r>
+        <w:rPr>
+          <w:rStyle w:val="Strong"/>
+          <w:rFonts w:ascii="Helvetica Neue" w:hAnsi="Helvetica Neue"/>
+          <w:b w:val="0"/>
+          <w:bCs w:val="0"/>
+          <w:color w:val="0A0A0A"/>
+        </w:rPr>
+        <w:tab/>
+      </w:r>
+      <w:r>
+        <w:rPr>
+          <w:rStyle w:val="Strong"/>
+          <w:rFonts w:ascii="Helvetica Neue" w:hAnsi="Helvetica Neue"/>
+          <w:b w:val="0"/>
+          <w:bCs w:val="0"/>
+          <w:color w:val="0A0A0A"/>
+          <w:u w:val="single"/>
+        </w:rPr>
+        <w:t>Pen</w:t>
+      </w:r>
+      <w:r>
+        <w:rPr>
+          <w:rStyle w:val="Strong"/>
+          <w:rFonts w:ascii="Helvetica Neue" w:hAnsi="Helvetica Neue"/>
+          <w:b w:val="0"/>
+          <w:bCs w:val="0"/>
+          <w:color w:val="0A0A0A"/>
+          <w:u w:val="single"/>
+        </w:rPr>
+        <w:t xml:space="preserve"> annotation:</w:t>
+      </w:r>
+    </w:p>
+    <w:p>
+      <w:pPr>
+        <w:pStyle w:val="df3vjf"/>
+        <w:spacing w:before="0" w:beforeAutospacing="0" w:after="180" w:afterAutospacing="0" w:line="360" w:lineRule="atLeast"/>
+        <w:rPr>
+          <w:rStyle w:val="Strong"/>
+          <w:rFonts w:ascii="Helvetica Neue" w:hAnsi="Helvetica Neue"/>
+          <w:b w:val="0"/>
+          <w:bCs w:val="0"/>
+          <w:color w:val="0A0A0A"/>
+        </w:rPr>
+      </w:pPr>
+      <w:r>
+        <w:rPr>
+          <w:rStyle w:val="Strong"/>
+          <w:rFonts w:ascii="Helvetica Neue" w:hAnsi="Helvetica Neue"/>
+          <w:b w:val="0"/>
+          <w:bCs w:val="0"/>
+          <w:color w:val="0A0A0A"/>
+        </w:rPr>
+        <w:t xml:space="preserve">For </w:t>
+      </w:r>
+      <w:r>
+        <w:rPr>
+          <w:rStyle w:val="Strong"/>
+          <w:rFonts w:ascii="Helvetica Neue" w:hAnsi="Helvetica Neue"/>
+          <w:b w:val="0"/>
+          <w:bCs w:val="0"/>
+          <w:color w:val="0A0A0A"/>
+        </w:rPr>
+        <w:t>pen mark’s</w:t>
+      </w:r>
+      <w:r>
+        <w:rPr>
+          <w:rStyle w:val="Strong"/>
+          <w:rFonts w:ascii="Helvetica Neue" w:hAnsi="Helvetica Neue"/>
+          <w:b w:val="0"/>
+          <w:bCs w:val="0"/>
+          <w:color w:val="0A0A0A"/>
+        </w:rPr>
+        <w:t xml:space="preserve"> </w:t>
+      </w:r>
+      <w:r>
+        <w:rPr>
+          <w:rStyle w:val="Strong"/>
+          <w:rFonts w:ascii="Helvetica Neue" w:hAnsi="Helvetica Neue"/>
+          <w:b w:val="0"/>
+          <w:bCs w:val="0"/>
+          <w:color w:val="0A0A0A"/>
+        </w:rPr>
+        <w:t>annotation we agreed for most of them. We got 0.90 as Fleiss Kappa value. This is probably caused by the duality of the choice signed in the csv file as Boolean value 0 and 1.</w:t>
+      </w:r>
+    </w:p>
+    <w:p>
+      <w:pPr>
+        <w:pStyle w:val="df3vjf"/>
+        <w:spacing w:before="0" w:beforeAutospacing="0" w:after="180" w:afterAutospacing="0" w:line="360" w:lineRule="atLeast"/>
+        <w:rPr>
+          <w:rStyle w:val="Strong"/>
+          <w:rFonts w:ascii="Helvetica Neue" w:hAnsi="Helvetica Neue"/>
+          <w:b w:val="0"/>
+          <w:bCs w:val="0"/>
+          <w:color w:val="0A0A0A"/>
+          <w:u w:val="single"/>
+        </w:rPr>
+      </w:pPr>
+      <w:r>
+        <w:rPr>
+          <w:rStyle w:val="Strong"/>
+          <w:rFonts w:ascii="Helvetica Neue" w:hAnsi="Helvetica Neue"/>
+          <w:b w:val="0"/>
+          <w:bCs w:val="0"/>
+          <w:color w:val="0A0A0A"/>
+        </w:rPr>
+        <w:tab/>
+      </w:r>
+      <w:r>
+        <w:rPr>
+          <w:rStyle w:val="Strong"/>
+          <w:rFonts w:ascii="Helvetica Neue" w:hAnsi="Helvetica Neue"/>
+          <w:b w:val="0"/>
+          <w:bCs w:val="0"/>
+          <w:color w:val="0A0A0A"/>
+          <w:u w:val="single"/>
+        </w:rPr>
+        <w:t>Hair annotation:</w:t>
+      </w:r>
+    </w:p>
+    <w:p>
+      <w:pPr>
+        <w:pStyle w:val="df3vjf"/>
+        <w:spacing w:before="0" w:beforeAutospacing="0" w:after="180" w:afterAutospacing="0" w:line="360" w:lineRule="atLeast"/>
+        <w:rPr>
+          <w:rStyle w:val="Strong"/>
+          <w:rFonts w:ascii="Helvetica Neue" w:hAnsi="Helvetica Neue"/>
+          <w:b w:val="0"/>
+          <w:bCs w:val="0"/>
+          <w:color w:val="0A0A0A"/>
+        </w:rPr>
+      </w:pPr>
+      <w:r>
+        <w:rPr>
+          <w:rStyle w:val="Strong"/>
+          <w:rFonts w:ascii="Helvetica Neue" w:hAnsi="Helvetica Neue"/>
+          <w:b w:val="0"/>
+          <w:bCs w:val="0"/>
+          <w:color w:val="0A0A0A"/>
+        </w:rPr>
+        <w:t xml:space="preserve">For the hair’s annotation we agreed partially, with a Fleiss Kappa value of 0.45. In this case the choice was between 0, 1, 2 or 3 so it is a greater range of options and gives more space to nuance. We also </w:t>
+      </w:r>
+      <w:r>
+        <w:rPr>
+          <w:rStyle w:val="Strong"/>
+          <w:rFonts w:ascii="Helvetica Neue" w:hAnsi="Helvetica Neue"/>
+          <w:b w:val="0"/>
+          <w:bCs w:val="0"/>
+          <w:color w:val="0A0A0A"/>
+        </w:rPr>
+        <w:t>observed even if most of the annotation are quite similar (with discrepancies of 1 value), some of them are drastically opposite.</w:t>
+      </w:r>
+    </w:p>
+    <w:p>
+      <w:pPr>
+        <w:pStyle w:val="df3vjf"/>
+        <w:spacing w:before="0" w:beforeAutospacing="0" w:after="180" w:afterAutospacing="0" w:line="360" w:lineRule="atLeast"/>
+        <w:rPr>
+          <w:rStyle w:val="Strong"/>
+          <w:rFonts w:ascii="Helvetica Neue" w:hAnsi="Helvetica Neue"/>
+          <w:b w:val="0"/>
+          <w:bCs w:val="0"/>
+          <w:color w:val="0A0A0A"/>
+        </w:rPr>
+      </w:pPr>
+      <w:r>
+        <w:rPr>
+          <w:rFonts w:ascii="Helvetica Neue" w:hAnsi="Helvetica Neue"/>
+          <w:noProof/>
+          <w:color w:val="0A0A0A"/>
+          <w14:ligatures w14:val="standardContextual"/>
+        </w:rPr>
+        <w:drawing>
+          <wp:anchor distT="0" distB="0" distL="114300" distR="114300" simplePos="0" relativeHeight="251658240" behindDoc="0" locked="0" layoutInCell="1" allowOverlap="1" wp14:anchorId="473889AA" wp14:editId="0D2C6F7D">
+            <wp:simplePos x="0" y="0"/>
+            <wp:positionH relativeFrom="margin">
+              <wp:posOffset>4557395</wp:posOffset>
+            </wp:positionH>
+            <wp:positionV relativeFrom="margin">
+              <wp:posOffset>6417945</wp:posOffset>
+            </wp:positionV>
+            <wp:extent cx="1253490" cy="1253490"/>
+            <wp:effectExtent l="0" t="0" r="3810" b="3810"/>
+            <wp:wrapSquare wrapText="bothSides"/>
+            <wp:docPr id="19284265" name="Picture 3" descr="A close up of a skin&#10;&#10;AI-generated content may be incorrect."/>
+            <wp:cNvGraphicFramePr>
+              <a:graphicFrameLocks xmlns:a="http://schemas.openxmlformats.org/drawingml/2006/main" noChangeAspect="1"/>
+            </wp:cNvGraphicFramePr>
+            <a:graphic xmlns:a="http://schemas.openxmlformats.org/drawingml/2006/main">
+              <a:graphicData uri="http://schemas.openxmlformats.org/drawingml/2006/picture">
+                <pic:pic xmlns:pic="http://schemas.openxmlformats.org/drawingml/2006/picture">
+                  <pic:nvPicPr>
+                    <pic:cNvPr id="19284265" name="Picture 3" descr="A close up of a skin&#10;&#10;AI-generated content may be incorrect."/>
+                    <pic:cNvPicPr/>
+                  </pic:nvPicPr>
+                  <pic:blipFill>
+                    <a:blip r:embed="rId37" cstate="print">
+                      <a:extLst>
+                        <a:ext uri="{28A0092B-C50C-407E-A947-70E740481C1C}">
+                          <a14:useLocalDpi xmlns:a14="http://schemas.microsoft.com/office/drawing/2010/main" val="0"/>
+                        </a:ext>
+                      </a:extLst>
+                    </a:blip>
+                    <a:stretch>
+                      <a:fillRect/>
+                    </a:stretch>
+                  </pic:blipFill>
+                  <pic:spPr>
+                    <a:xfrm>
+                      <a:off x="0" y="0"/>
+                      <a:ext cx="1253490" cy="1253490"/>
+                    </a:xfrm>
+                    <a:prstGeom prst="rect">
+                      <a:avLst/>
+                    </a:prstGeom>
+                  </pic:spPr>
+                </pic:pic>
+              </a:graphicData>
+            </a:graphic>
+            <wp14:sizeRelH relativeFrom="margin">
+              <wp14:pctWidth>0</wp14:pctWidth>
+            </wp14:sizeRelH>
+            <wp14:sizeRelV relativeFrom="margin">
+              <wp14:pctHeight>0</wp14:pctHeight>
+            </wp14:sizeRelV>
+          </wp:anchor>
+        </w:drawing>
+      </w:r>
+      <w:r>
+        <w:rPr>
+          <w:rStyle w:val="Strong"/>
+          <w:rFonts w:ascii="Helvetica Neue" w:hAnsi="Helvetica Neue"/>
+          <w:b w:val="0"/>
+          <w:bCs w:val="0"/>
+          <w:color w:val="0A0A0A"/>
+        </w:rPr>
+        <w:t xml:space="preserve">As an example of that we can use image </w:t>
+      </w:r>
+      <w:r>
+        <w:rPr>
+          <w:rStyle w:val="Strong"/>
+          <w:rFonts w:ascii="Helvetica Neue" w:hAnsi="Helvetica Neue"/>
+          <w:b w:val="0"/>
+          <w:bCs w:val="0"/>
+          <w:color w:val="0A0A0A"/>
+        </w:rPr>
+        <w:t>PAT_822_1550_132.png</w:t>
+      </w:r>
+      <w:r>
+        <w:rPr>
+          <w:rStyle w:val="Strong"/>
+          <w:rFonts w:ascii="Helvetica Neue" w:hAnsi="Helvetica Neue"/>
+          <w:b w:val="0"/>
+          <w:bCs w:val="0"/>
+          <w:color w:val="0A0A0A"/>
+        </w:rPr>
+        <w:t>. In this picture we can clearly see hair, but they do not cover the lesion. For this reason, two of us chose 0 for this annotation and other three chose 3. This shows that it is important to clearly state the parameters of the annotation or else misunderstanding can lead to this type of disagreement.</w:t>
+      </w:r>
+    </w:p>
+    <w:p>
+      <w:pPr>
+        <w:pStyle w:val="df3vjf"/>
+        <w:spacing w:before="0" w:beforeAutospacing="0" w:after="180" w:afterAutospacing="0" w:line="360" w:lineRule="atLeast"/>
+        <w:rPr>
+          <w:rStyle w:val="Strong"/>
+          <w:rFonts w:ascii="Helvetica Neue" w:hAnsi="Helvetica Neue"/>
+          <w:b w:val="0"/>
+          <w:bCs w:val="0"/>
+          <w:color w:val="0A0A0A"/>
+        </w:rPr>
+      </w:pPr>
+    </w:p>
+    <w:p>
+      <w:pPr>
+        <w:pStyle w:val="df3vjf"/>
+        <w:spacing w:before="0" w:beforeAutospacing="0" w:after="180" w:afterAutospacing="0" w:line="360" w:lineRule="atLeast"/>
+        <w:rPr>
+          <w:rStyle w:val="Strong"/>
+          <w:rFonts w:ascii="Helvetica Neue" w:hAnsi="Helvetica Neue"/>
+          <w:b w:val="0"/>
+          <w:bCs w:val="0"/>
+          <w:color w:val="0A0A0A"/>
+          <w:sz w:val="20"/>
+          <w:szCs w:val="20"/>
+        </w:rPr>
+      </w:pPr>
+      <w:r>
+        <w:rPr>
+          <w:rStyle w:val="Strong"/>
+          <w:rFonts w:ascii="Helvetica Neue" w:hAnsi="Helvetica Neue"/>
+          <w:b w:val="0"/>
+          <w:bCs w:val="0"/>
+          <w:color w:val="0A0A0A"/>
+          <w:sz w:val="20"/>
+          <w:szCs w:val="20"/>
+        </w:rPr>
+        <w:t>Collaborators (name surname/</w:t>
+      </w:r>
+      <w:proofErr w:type="spellStart"/>
+      <w:r>
+        <w:rPr>
+          <w:rStyle w:val="Strong"/>
+          <w:rFonts w:ascii="Helvetica Neue" w:hAnsi="Helvetica Neue"/>
+          <w:b w:val="0"/>
+          <w:bCs w:val="0"/>
+          <w:color w:val="0A0A0A"/>
+          <w:sz w:val="20"/>
+          <w:szCs w:val="20"/>
+        </w:rPr>
+        <w:t>github</w:t>
+      </w:r>
+      <w:proofErr w:type="spellEnd"/>
+      <w:r>
+        <w:rPr>
+          <w:rStyle w:val="Strong"/>
+          <w:rFonts w:ascii="Helvetica Neue" w:hAnsi="Helvetica Neue"/>
+          <w:b w:val="0"/>
+          <w:bCs w:val="0"/>
+          <w:color w:val="0A0A0A"/>
+          <w:sz w:val="20"/>
+          <w:szCs w:val="20"/>
+        </w:rPr>
+        <w:t xml:space="preserve"> username) : Valentina Grazzini / </w:t>
+      </w:r>
+      <w:proofErr w:type="spellStart"/>
+      <w:r>
+        <w:rPr>
+          <w:rStyle w:val="Strong"/>
+          <w:rFonts w:ascii="Helvetica Neue" w:hAnsi="Helvetica Neue"/>
+          <w:b w:val="0"/>
+          <w:bCs w:val="0"/>
+          <w:color w:val="0A0A0A"/>
+          <w:sz w:val="20"/>
+          <w:szCs w:val="20"/>
+        </w:rPr>
+        <w:t>valegrazzini</w:t>
+      </w:r>
+      <w:proofErr w:type="spellEnd"/>
+      <w:r>
+        <w:rPr>
+          <w:rStyle w:val="Strong"/>
+          <w:rFonts w:ascii="Helvetica Neue" w:hAnsi="Helvetica Neue"/>
+          <w:b w:val="0"/>
+          <w:bCs w:val="0"/>
+          <w:color w:val="0A0A0A"/>
+          <w:sz w:val="20"/>
+          <w:szCs w:val="20"/>
+        </w:rPr>
+        <w:t xml:space="preserve">, Nikolay Valkov / Nikolayy06, Oscar-James </w:t>
+      </w:r>
+      <w:proofErr w:type="spellStart"/>
+      <w:r>
+        <w:rPr>
+          <w:rStyle w:val="Strong"/>
+          <w:rFonts w:ascii="Helvetica Neue" w:hAnsi="Helvetica Neue"/>
+          <w:b w:val="0"/>
+          <w:bCs w:val="0"/>
+          <w:color w:val="0A0A0A"/>
+          <w:sz w:val="20"/>
+          <w:szCs w:val="20"/>
+        </w:rPr>
+        <w:t>L’huillier</w:t>
+      </w:r>
+      <w:proofErr w:type="spellEnd"/>
+      <w:r>
+        <w:rPr>
+          <w:rStyle w:val="Strong"/>
+          <w:rFonts w:ascii="Helvetica Neue" w:hAnsi="Helvetica Neue"/>
+          <w:b w:val="0"/>
+          <w:bCs w:val="0"/>
+          <w:color w:val="0A0A0A"/>
+          <w:sz w:val="20"/>
+          <w:szCs w:val="20"/>
+        </w:rPr>
+        <w:t xml:space="preserve">-Pedersen / Oscar-James, Julius </w:t>
+      </w:r>
+      <w:r>
+        <w:rPr>
+          <w:rStyle w:val="Strong"/>
+          <w:rFonts w:ascii="Helvetica Neue" w:hAnsi="Helvetica Neue"/>
+          <w:b w:val="0"/>
+          <w:bCs w:val="0"/>
+          <w:color w:val="0A0A0A"/>
+          <w:sz w:val="20"/>
+          <w:szCs w:val="20"/>
+        </w:rPr>
+        <w:t xml:space="preserve">Kerff </w:t>
+      </w:r>
+      <w:r>
+        <w:rPr>
+          <w:rStyle w:val="Strong"/>
+          <w:rFonts w:ascii="Helvetica Neue" w:hAnsi="Helvetica Neue"/>
+          <w:b w:val="0"/>
+          <w:bCs w:val="0"/>
+          <w:color w:val="0A0A0A"/>
+          <w:sz w:val="20"/>
+          <w:szCs w:val="20"/>
+        </w:rPr>
+        <w:t xml:space="preserve">Michelsen / </w:t>
+      </w:r>
+      <w:proofErr w:type="spellStart"/>
+      <w:r>
+        <w:rPr>
+          <w:rStyle w:val="Strong"/>
+          <w:rFonts w:ascii="Helvetica Neue" w:hAnsi="Helvetica Neue"/>
+          <w:b w:val="0"/>
+          <w:bCs w:val="0"/>
+          <w:color w:val="0A0A0A"/>
+          <w:sz w:val="20"/>
+          <w:szCs w:val="20"/>
+        </w:rPr>
+        <w:t>JuliusMichelsen</w:t>
+      </w:r>
+      <w:proofErr w:type="spellEnd"/>
+      <w:r>
+        <w:rPr>
+          <w:rStyle w:val="Strong"/>
+          <w:rFonts w:ascii="Helvetica Neue" w:hAnsi="Helvetica Neue"/>
+          <w:b w:val="0"/>
+          <w:bCs w:val="0"/>
+          <w:color w:val="0A0A0A"/>
+          <w:sz w:val="20"/>
+          <w:szCs w:val="20"/>
+        </w:rPr>
+        <w:t>, Hafsa Ismail / Hais1-jpg</w:t>
+      </w:r>
+    </w:p>
     <w:sectPr>
       <w:pgSz w:w="11906" w:h="16838"/>
       <w:pgMar w:top="1440" w:right="1440" w:bottom="1440" w:left="1440" w:header="708" w:footer="708" w:gutter="0"/>
@@ -2264,6 +3378,95 @@
     </w:lvl>
   </w:abstractNum>
   <w:abstractNum w:abstractNumId="1" w15:restartNumberingAfterBreak="0">
+    <w:nsid w:val="337011CF"/>
+    <w:multiLevelType w:val="hybridMultilevel"/>
+    <w:tmpl w:val="6A1E7E4C"/>
+    <w:lvl w:ilvl="0" w:tplc="FFFFFFFF">
+      <w:start w:val="1"/>
+      <w:numFmt w:val="decimal"/>
+      <w:lvlText w:val="%1."/>
+      <w:lvlJc w:val="left"/>
+      <w:pPr>
+        <w:ind w:left="720" w:hanging="360"/>
+      </w:pPr>
+      <w:rPr>
+        <w:rFonts w:hint="default"/>
+      </w:rPr>
+    </w:lvl>
+    <w:lvl w:ilvl="1" w:tplc="FFFFFFFF" w:tentative="1">
+      <w:start w:val="1"/>
+      <w:numFmt w:val="lowerLetter"/>
+      <w:lvlText w:val="%2."/>
+      <w:lvlJc w:val="left"/>
+      <w:pPr>
+        <w:ind w:left="1440" w:hanging="360"/>
+      </w:pPr>
+    </w:lvl>
+    <w:lvl w:ilvl="2" w:tplc="FFFFFFFF" w:tentative="1">
+      <w:start w:val="1"/>
+      <w:numFmt w:val="lowerRoman"/>
+      <w:lvlText w:val="%3."/>
+      <w:lvlJc w:val="right"/>
+      <w:pPr>
+        <w:ind w:left="2160" w:hanging="180"/>
+      </w:pPr>
+    </w:lvl>
+    <w:lvl w:ilvl="3" w:tplc="FFFFFFFF" w:tentative="1">
+      <w:start w:val="1"/>
+      <w:numFmt w:val="decimal"/>
+      <w:lvlText w:val="%4."/>
+      <w:lvlJc w:val="left"/>
+      <w:pPr>
+        <w:ind w:left="2880" w:hanging="360"/>
+      </w:pPr>
+    </w:lvl>
+    <w:lvl w:ilvl="4" w:tplc="FFFFFFFF" w:tentative="1">
+      <w:start w:val="1"/>
+      <w:numFmt w:val="lowerLetter"/>
+      <w:lvlText w:val="%5."/>
+      <w:lvlJc w:val="left"/>
+      <w:pPr>
+        <w:ind w:left="3600" w:hanging="360"/>
+      </w:pPr>
+    </w:lvl>
+    <w:lvl w:ilvl="5" w:tplc="FFFFFFFF" w:tentative="1">
+      <w:start w:val="1"/>
+      <w:numFmt w:val="lowerRoman"/>
+      <w:lvlText w:val="%6."/>
+      <w:lvlJc w:val="right"/>
+      <w:pPr>
+        <w:ind w:left="4320" w:hanging="180"/>
+      </w:pPr>
+    </w:lvl>
+    <w:lvl w:ilvl="6" w:tplc="FFFFFFFF" w:tentative="1">
+      <w:start w:val="1"/>
+      <w:numFmt w:val="decimal"/>
+      <w:lvlText w:val="%7."/>
+      <w:lvlJc w:val="left"/>
+      <w:pPr>
+        <w:ind w:left="5040" w:hanging="360"/>
+      </w:pPr>
+    </w:lvl>
+    <w:lvl w:ilvl="7" w:tplc="FFFFFFFF" w:tentative="1">
+      <w:start w:val="1"/>
+      <w:numFmt w:val="lowerLetter"/>
+      <w:lvlText w:val="%8."/>
+      <w:lvlJc w:val="left"/>
+      <w:pPr>
+        <w:ind w:left="5760" w:hanging="360"/>
+      </w:pPr>
+    </w:lvl>
+    <w:lvl w:ilvl="8" w:tplc="FFFFFFFF" w:tentative="1">
+      <w:start w:val="1"/>
+      <w:numFmt w:val="lowerRoman"/>
+      <w:lvlText w:val="%9."/>
+      <w:lvlJc w:val="right"/>
+      <w:pPr>
+        <w:ind w:left="6480" w:hanging="180"/>
+      </w:pPr>
+    </w:lvl>
+  </w:abstractNum>
+  <w:abstractNum w:abstractNumId="2" w15:restartNumberingAfterBreak="0">
     <w:nsid w:val="35C758A0"/>
     <w:multiLevelType w:val="multilevel"/>
     <w:tmpl w:val="3856BFE8"/>
@@ -2412,7 +3615,7 @@
       </w:rPr>
     </w:lvl>
   </w:abstractNum>
-  <w:abstractNum w:abstractNumId="2" w15:restartNumberingAfterBreak="0">
+  <w:abstractNum w:abstractNumId="3" w15:restartNumberingAfterBreak="0">
     <w:nsid w:val="692C7AC1"/>
     <w:multiLevelType w:val="hybridMultilevel"/>
     <w:tmpl w:val="B1AA5908"/>
@@ -2525,7 +3728,7 @@
       </w:rPr>
     </w:lvl>
   </w:abstractNum>
-  <w:abstractNum w:abstractNumId="3" w15:restartNumberingAfterBreak="0">
+  <w:abstractNum w:abstractNumId="4" w15:restartNumberingAfterBreak="0">
     <w:nsid w:val="72945DF8"/>
     <w:multiLevelType w:val="hybridMultilevel"/>
     <w:tmpl w:val="B694DFD8"/>
@@ -2639,16 +3842,19 @@
     </w:lvl>
   </w:abstractNum>
   <w:num w:numId="1" w16cid:durableId="1320113013">
-    <w:abstractNumId w:val="1"/>
+    <w:abstractNumId w:val="2"/>
   </w:num>
   <w:num w:numId="2" w16cid:durableId="1047022394">
     <w:abstractNumId w:val="0"/>
   </w:num>
   <w:num w:numId="3" w16cid:durableId="196479309">
+    <w:abstractNumId w:val="4"/>
+  </w:num>
+  <w:num w:numId="4" w16cid:durableId="1694068311">
     <w:abstractNumId w:val="3"/>
   </w:num>
-  <w:num w:numId="4" w16cid:durableId="1694068311">
-    <w:abstractNumId w:val="2"/>
+  <w:num w:numId="5" w16cid:durableId="1512062762">
+    <w:abstractNumId w:val="1"/>
   </w:num>
 </w:numbering>
 </file>
